--- a/НИР1/Практика основные задачи (Ташлыкова).docx
+++ b/НИР1/Практика основные задачи (Ташлыкова).docx
@@ -1,6 +1,6 @@
 
 <file path=word/document.xml><?xml version="1.0" encoding="utf-8"?>
-<w:document xmlns:wpc="http://schemas.microsoft.com/office/word/2010/wordprocessingCanvas" xmlns:mc="http://schemas.openxmlformats.org/markup-compatibility/2006" xmlns:o="urn:schemas-microsoft-com:office:office" xmlns:r="http://schemas.openxmlformats.org/officeDocument/2006/relationships" xmlns:m="http://schemas.openxmlformats.org/officeDocument/2006/math" xmlns:v="urn:schemas-microsoft-com:vml" xmlns:wp14="http://schemas.microsoft.com/office/word/2010/wordprocessingDrawing" xmlns:wp="http://schemas.openxmlformats.org/drawingml/2006/wordprocessingDrawing" xmlns:w10="urn:schemas-microsoft-com:office:word" xmlns:w="http://schemas.openxmlformats.org/wordprocessingml/2006/main" xmlns:w14="http://schemas.microsoft.com/office/word/2010/wordml" xmlns:wpg="http://schemas.microsoft.com/office/word/2010/wordprocessingGroup" xmlns:wpi="http://schemas.microsoft.com/office/word/2010/wordprocessingInk" xmlns:wne="http://schemas.microsoft.com/office/word/2006/wordml" xmlns:wps="http://schemas.microsoft.com/office/word/2010/wordprocessingShape" mc:Ignorable="w14 wp14">
+<w:document xmlns:wpc="http://schemas.microsoft.com/office/word/2010/wordprocessingCanvas" xmlns:cx="http://schemas.microsoft.com/office/drawing/2014/chartex" xmlns:cx1="http://schemas.microsoft.com/office/drawing/2015/9/8/chartex" xmlns:cx2="http://schemas.microsoft.com/office/drawing/2015/10/21/chartex" xmlns:cx3="http://schemas.microsoft.com/office/drawing/2016/5/9/chartex" xmlns:cx4="http://schemas.microsoft.com/office/drawing/2016/5/10/chartex" xmlns:cx5="http://schemas.microsoft.com/office/drawing/2016/5/11/chartex" xmlns:cx6="http://schemas.microsoft.com/office/drawing/2016/5/12/chartex" xmlns:cx7="http://schemas.microsoft.com/office/drawing/2016/5/13/chartex" xmlns:cx8="http://schemas.microsoft.com/office/drawing/2016/5/14/chartex" xmlns:mc="http://schemas.openxmlformats.org/markup-compatibility/2006" xmlns:aink="http://schemas.microsoft.com/office/drawing/2016/ink" xmlns:am3d="http://schemas.microsoft.com/office/drawing/2017/model3d" xmlns:o="urn:schemas-microsoft-com:office:office" xmlns:oel="http://schemas.microsoft.com/office/2019/extlst" xmlns:r="http://schemas.openxmlformats.org/officeDocument/2006/relationships" xmlns:m="http://schemas.openxmlformats.org/officeDocument/2006/math" xmlns:v="urn:schemas-microsoft-com:vml" xmlns:wp14="http://schemas.microsoft.com/office/word/2010/wordprocessingDrawing" xmlns:wp="http://schemas.openxmlformats.org/drawingml/2006/wordprocessingDrawing" xmlns:w10="urn:schemas-microsoft-com:office:word" xmlns:w="http://schemas.openxmlformats.org/wordprocessingml/2006/main" xmlns:w14="http://schemas.microsoft.com/office/word/2010/wordml" xmlns:w15="http://schemas.microsoft.com/office/word/2012/wordml" xmlns:w16cex="http://schemas.microsoft.com/office/word/2018/wordml/cex" xmlns:w16cid="http://schemas.microsoft.com/office/word/2016/wordml/cid" xmlns:w16="http://schemas.microsoft.com/office/word/2018/wordml" xmlns:w16du="http://schemas.microsoft.com/office/word/2023/wordml/word16du" xmlns:w16sdtdh="http://schemas.microsoft.com/office/word/2020/wordml/sdtdatahash" xmlns:w16sdtfl="http://schemas.microsoft.com/office/word/2024/wordml/sdtformatlock" xmlns:w16se="http://schemas.microsoft.com/office/word/2015/wordml/symex" xmlns:wpg="http://schemas.microsoft.com/office/word/2010/wordprocessingGroup" xmlns:wpi="http://schemas.microsoft.com/office/word/2010/wordprocessingInk" xmlns:wne="http://schemas.microsoft.com/office/word/2006/wordml" xmlns:wps="http://schemas.microsoft.com/office/word/2010/wordprocessingShape" mc:Ignorable="w14 w15 w16se w16cid w16 w16cex w16sdtdh w16sdtfl w16du wp14">
   <w:body>
     <w:p>
       <w:pPr>
@@ -25,16 +25,7 @@
           <w:sz w:val="24"/>
           <w:szCs w:val="24"/>
         </w:rPr>
-        <w:t xml:space="preserve">адачи, которые необходимо </w:t>
-      </w:r>
-      <w:proofErr w:type="gramStart"/>
-      <w:r>
-        <w:rPr>
-          <w:rFonts w:ascii="Times New Roman" w:hAnsi="Times New Roman" w:cs="Times New Roman"/>
-          <w:sz w:val="24"/>
-          <w:szCs w:val="24"/>
-        </w:rPr>
-        <w:t>вып</w:t>
+        <w:t>адачи, которые необходимо вып</w:t>
       </w:r>
       <w:r>
         <w:rPr>
@@ -58,16 +49,7 @@
           <w:sz w:val="24"/>
           <w:szCs w:val="24"/>
         </w:rPr>
-        <w:t xml:space="preserve"> практики сгруппированы</w:t>
-      </w:r>
-      <w:proofErr w:type="gramEnd"/>
-      <w:r>
-        <w:rPr>
-          <w:rFonts w:ascii="Times New Roman" w:hAnsi="Times New Roman" w:cs="Times New Roman"/>
-          <w:sz w:val="24"/>
-          <w:szCs w:val="24"/>
-        </w:rPr>
-        <w:t xml:space="preserve"> по разделам. Каждый подраздел требует детального описания в отчёте по практике.</w:t>
+        <w:t xml:space="preserve"> практики сгруппированы по разделам. Каждый подраздел требует детального описания в отчёте по практике.</w:t>
       </w:r>
     </w:p>
     <w:p>
@@ -268,25 +250,7 @@
           <w:sz w:val="24"/>
           <w:szCs w:val="24"/>
         </w:rPr>
-        <w:t xml:space="preserve"> GNU/</w:t>
-      </w:r>
-      <w:proofErr w:type="spellStart"/>
-      <w:r>
-        <w:rPr>
-          <w:rFonts w:ascii="Times New Roman" w:hAnsi="Times New Roman" w:cs="Times New Roman"/>
-          <w:sz w:val="24"/>
-          <w:szCs w:val="24"/>
-        </w:rPr>
-        <w:t>Linux</w:t>
-      </w:r>
-      <w:proofErr w:type="spellEnd"/>
-      <w:r>
-        <w:rPr>
-          <w:rFonts w:ascii="Times New Roman" w:hAnsi="Times New Roman" w:cs="Times New Roman"/>
-          <w:sz w:val="24"/>
-          <w:szCs w:val="24"/>
-        </w:rPr>
-        <w:t xml:space="preserve"> </w:t>
+        <w:t xml:space="preserve"> GNU/Linux </w:t>
       </w:r>
       <w:proofErr w:type="spellStart"/>
       <w:r>
@@ -497,25 +461,7 @@
           <w:sz w:val="24"/>
           <w:szCs w:val="24"/>
         </w:rPr>
-        <w:t xml:space="preserve"> гипервизор (</w:t>
-      </w:r>
-      <w:proofErr w:type="spellStart"/>
-      <w:r>
-        <w:rPr>
-          <w:rFonts w:ascii="Times New Roman" w:hAnsi="Times New Roman" w:cs="Times New Roman"/>
-          <w:sz w:val="24"/>
-          <w:szCs w:val="24"/>
-        </w:rPr>
-        <w:t>Host</w:t>
-      </w:r>
-      <w:proofErr w:type="spellEnd"/>
-      <w:r>
-        <w:rPr>
-          <w:rFonts w:ascii="Times New Roman" w:hAnsi="Times New Roman" w:cs="Times New Roman"/>
-          <w:sz w:val="24"/>
-          <w:szCs w:val="24"/>
-        </w:rPr>
-        <w:t xml:space="preserve"> OS).</w:t>
+        <w:t xml:space="preserve"> гипервизор (Host OS).</w:t>
       </w:r>
       <w:r>
         <w:rPr>
@@ -680,7 +626,6 @@
         </w:rPr>
         <w:t xml:space="preserve"> или встроенного </w:t>
       </w:r>
-      <w:proofErr w:type="spellStart"/>
       <w:r>
         <w:rPr>
           <w:rFonts w:ascii="Times New Roman" w:hAnsi="Times New Roman" w:cs="Times New Roman"/>
@@ -690,7 +635,6 @@
         </w:rPr>
         <w:t>ssh</w:t>
       </w:r>
-      <w:proofErr w:type="spellEnd"/>
       <w:r>
         <w:rPr>
           <w:rFonts w:ascii="Times New Roman" w:hAnsi="Times New Roman" w:cs="Times New Roman"/>
@@ -926,7 +870,6 @@
       <w:r>
         <w:t xml:space="preserve">Начните набирать любую известную вам команду (первые несколько букв), воспользуйтесь клавишей </w:t>
       </w:r>
-      <w:proofErr w:type="spellStart"/>
       <w:r>
         <w:rPr>
           <w:rStyle w:val="a5"/>
@@ -934,7 +877,6 @@
         </w:rPr>
         <w:t>Tab</w:t>
       </w:r>
-      <w:proofErr w:type="spellEnd"/>
       <w:r>
         <w:t xml:space="preserve"> для автоматического завершения ввода команды. Примеры</w:t>
       </w:r>
@@ -1005,51 +947,23 @@
           <w:b w:val="0"/>
           <w:lang w:val="en-US"/>
         </w:rPr>
-        <w:t xml:space="preserve">, </w:t>
-      </w:r>
-      <w:proofErr w:type="spellStart"/>
+        <w:t xml:space="preserve">, cp, mv, </w:t>
+      </w:r>
       <w:r>
         <w:rPr>
           <w:rStyle w:val="a5"/>
           <w:b w:val="0"/>
           <w:lang w:val="en-US"/>
         </w:rPr>
-        <w:t>cp</w:t>
-      </w:r>
-      <w:proofErr w:type="spellEnd"/>
+        <w:t xml:space="preserve">touch, </w:t>
+      </w:r>
       <w:r>
         <w:rPr>
           <w:rStyle w:val="a5"/>
           <w:b w:val="0"/>
           <w:lang w:val="en-US"/>
         </w:rPr>
-        <w:t xml:space="preserve">, mv, </w:t>
-      </w:r>
-      <w:r>
-        <w:rPr>
-          <w:rStyle w:val="a5"/>
-          <w:b w:val="0"/>
-          <w:lang w:val="en-US"/>
-        </w:rPr>
-        <w:t xml:space="preserve">touch, </w:t>
-      </w:r>
-      <w:proofErr w:type="spellStart"/>
-      <w:r>
-        <w:rPr>
-          <w:rStyle w:val="a5"/>
-          <w:b w:val="0"/>
-          <w:lang w:val="en-US"/>
-        </w:rPr>
-        <w:t>rm</w:t>
-      </w:r>
-      <w:proofErr w:type="spellEnd"/>
-      <w:r>
-        <w:rPr>
-          <w:rStyle w:val="a5"/>
-          <w:b w:val="0"/>
-          <w:lang w:val="en-US"/>
-        </w:rPr>
-        <w:t xml:space="preserve">, stat, file, find, </w:t>
+        <w:t xml:space="preserve">rm, stat, file, find, </w:t>
       </w:r>
       <w:proofErr w:type="spellStart"/>
       <w:r>
@@ -2247,7 +2161,7 @@
           <w:sz w:val="24"/>
           <w:szCs w:val="24"/>
         </w:rPr>
-        <w:t>. Объяснить отличие данного подхода по сравнению с динамической линковкой. Провести тестирование скорости.</w:t>
+        <w:t xml:space="preserve">. Объяснить отличие данного подхода по сравнению с динамической линковкой. Провести тестирование </w:t>
       </w:r>
     </w:p>
     <w:p>
@@ -2269,6 +2183,28 @@
           <w:sz w:val="24"/>
           <w:szCs w:val="24"/>
         </w:rPr>
+        <w:t>.</w:t>
+      </w:r>
+    </w:p>
+    <w:p>
+      <w:pPr>
+        <w:pStyle w:val="a3"/>
+        <w:numPr>
+          <w:ilvl w:val="0"/>
+          <w:numId w:val="4"/>
+        </w:numPr>
+        <w:rPr>
+          <w:rFonts w:ascii="Times New Roman" w:hAnsi="Times New Roman" w:cs="Times New Roman"/>
+          <w:sz w:val="24"/>
+          <w:szCs w:val="24"/>
+        </w:rPr>
+      </w:pPr>
+      <w:r>
+        <w:rPr>
+          <w:rFonts w:ascii="Times New Roman" w:hAnsi="Times New Roman" w:cs="Times New Roman"/>
+          <w:sz w:val="24"/>
+          <w:szCs w:val="24"/>
+        </w:rPr>
         <w:t>Исслед</w:t>
       </w:r>
       <w:r>
@@ -3302,8 +3238,6 @@
           <w:szCs w:val="24"/>
         </w:rPr>
       </w:pPr>
-      <w:bookmarkStart w:id="0" w:name="_GoBack"/>
-      <w:bookmarkEnd w:id="0"/>
     </w:p>
     <w:sectPr>
       <w:pgSz w:w="11906" w:h="16838"/>
@@ -3316,8 +3250,8 @@
 </file>
 
 <file path=word/numbering.xml><?xml version="1.0" encoding="utf-8"?>
-<w:numbering xmlns:wpc="http://schemas.microsoft.com/office/word/2010/wordprocessingCanvas" xmlns:mc="http://schemas.openxmlformats.org/markup-compatibility/2006" xmlns:o="urn:schemas-microsoft-com:office:office" xmlns:r="http://schemas.openxmlformats.org/officeDocument/2006/relationships" xmlns:m="http://schemas.openxmlformats.org/officeDocument/2006/math" xmlns:v="urn:schemas-microsoft-com:vml" xmlns:wp14="http://schemas.microsoft.com/office/word/2010/wordprocessingDrawing" xmlns:wp="http://schemas.openxmlformats.org/drawingml/2006/wordprocessingDrawing" xmlns:w10="urn:schemas-microsoft-com:office:word" xmlns:w="http://schemas.openxmlformats.org/wordprocessingml/2006/main" xmlns:w14="http://schemas.microsoft.com/office/word/2010/wordml" xmlns:wpg="http://schemas.microsoft.com/office/word/2010/wordprocessingGroup" xmlns:wpi="http://schemas.microsoft.com/office/word/2010/wordprocessingInk" xmlns:wne="http://schemas.microsoft.com/office/word/2006/wordml" xmlns:wps="http://schemas.microsoft.com/office/word/2010/wordprocessingShape" mc:Ignorable="w14 wp14">
-  <w:abstractNum w:abstractNumId="0">
+<w:numbering xmlns:wpc="http://schemas.microsoft.com/office/word/2010/wordprocessingCanvas" xmlns:cx="http://schemas.microsoft.com/office/drawing/2014/chartex" xmlns:cx1="http://schemas.microsoft.com/office/drawing/2015/9/8/chartex" xmlns:cx2="http://schemas.microsoft.com/office/drawing/2015/10/21/chartex" xmlns:cx3="http://schemas.microsoft.com/office/drawing/2016/5/9/chartex" xmlns:cx4="http://schemas.microsoft.com/office/drawing/2016/5/10/chartex" xmlns:cx5="http://schemas.microsoft.com/office/drawing/2016/5/11/chartex" xmlns:cx6="http://schemas.microsoft.com/office/drawing/2016/5/12/chartex" xmlns:cx7="http://schemas.microsoft.com/office/drawing/2016/5/13/chartex" xmlns:cx8="http://schemas.microsoft.com/office/drawing/2016/5/14/chartex" xmlns:mc="http://schemas.openxmlformats.org/markup-compatibility/2006" xmlns:aink="http://schemas.microsoft.com/office/drawing/2016/ink" xmlns:am3d="http://schemas.microsoft.com/office/drawing/2017/model3d" xmlns:o="urn:schemas-microsoft-com:office:office" xmlns:oel="http://schemas.microsoft.com/office/2019/extlst" xmlns:r="http://schemas.openxmlformats.org/officeDocument/2006/relationships" xmlns:m="http://schemas.openxmlformats.org/officeDocument/2006/math" xmlns:v="urn:schemas-microsoft-com:vml" xmlns:wp14="http://schemas.microsoft.com/office/word/2010/wordprocessingDrawing" xmlns:wp="http://schemas.openxmlformats.org/drawingml/2006/wordprocessingDrawing" xmlns:w10="urn:schemas-microsoft-com:office:word" xmlns:w="http://schemas.openxmlformats.org/wordprocessingml/2006/main" xmlns:w14="http://schemas.microsoft.com/office/word/2010/wordml" xmlns:w15="http://schemas.microsoft.com/office/word/2012/wordml" xmlns:w16cex="http://schemas.microsoft.com/office/word/2018/wordml/cex" xmlns:w16cid="http://schemas.microsoft.com/office/word/2016/wordml/cid" xmlns:w16="http://schemas.microsoft.com/office/word/2018/wordml" xmlns:w16du="http://schemas.microsoft.com/office/word/2023/wordml/word16du" xmlns:w16sdtdh="http://schemas.microsoft.com/office/word/2020/wordml/sdtdatahash" xmlns:w16sdtfl="http://schemas.microsoft.com/office/word/2024/wordml/sdtformatlock" xmlns:w16se="http://schemas.microsoft.com/office/word/2015/wordml/symex" xmlns:wpg="http://schemas.microsoft.com/office/word/2010/wordprocessingGroup" xmlns:wpi="http://schemas.microsoft.com/office/word/2010/wordprocessingInk" xmlns:wne="http://schemas.microsoft.com/office/word/2006/wordml" xmlns:wps="http://schemas.microsoft.com/office/word/2010/wordprocessingShape" mc:Ignorable="w14 w15 w16se w16cid w16 w16cex w16sdtdh w16sdtfl w16du wp14">
+  <w:abstractNum w:abstractNumId="0" w15:restartNumberingAfterBreak="0">
     <w:nsid w:val="00CB1654"/>
     <w:multiLevelType w:val="hybridMultilevel"/>
     <w:tmpl w:val="8054BA98"/>
@@ -3430,7 +3364,7 @@
       </w:rPr>
     </w:lvl>
   </w:abstractNum>
-  <w:abstractNum w:abstractNumId="1">
+  <w:abstractNum w:abstractNumId="1" w15:restartNumberingAfterBreak="0">
     <w:nsid w:val="01D50949"/>
     <w:multiLevelType w:val="hybridMultilevel"/>
     <w:tmpl w:val="7ED04FC0"/>
@@ -3516,7 +3450,7 @@
       </w:pPr>
     </w:lvl>
   </w:abstractNum>
-  <w:abstractNum w:abstractNumId="2">
+  <w:abstractNum w:abstractNumId="2" w15:restartNumberingAfterBreak="0">
     <w:nsid w:val="0420774F"/>
     <w:multiLevelType w:val="hybridMultilevel"/>
     <w:tmpl w:val="E042D31E"/>
@@ -3629,7 +3563,7 @@
       </w:rPr>
     </w:lvl>
   </w:abstractNum>
-  <w:abstractNum w:abstractNumId="3">
+  <w:abstractNum w:abstractNumId="3" w15:restartNumberingAfterBreak="0">
     <w:nsid w:val="05AD665A"/>
     <w:multiLevelType w:val="hybridMultilevel"/>
     <w:tmpl w:val="32624908"/>
@@ -3715,7 +3649,7 @@
       </w:pPr>
     </w:lvl>
   </w:abstractNum>
-  <w:abstractNum w:abstractNumId="4">
+  <w:abstractNum w:abstractNumId="4" w15:restartNumberingAfterBreak="0">
     <w:nsid w:val="07BD0F64"/>
     <w:multiLevelType w:val="hybridMultilevel"/>
     <w:tmpl w:val="B1D496BC"/>
@@ -3801,7 +3735,7 @@
       </w:pPr>
     </w:lvl>
   </w:abstractNum>
-  <w:abstractNum w:abstractNumId="5">
+  <w:abstractNum w:abstractNumId="5" w15:restartNumberingAfterBreak="0">
     <w:nsid w:val="099B292F"/>
     <w:multiLevelType w:val="hybridMultilevel"/>
     <w:tmpl w:val="A6EE6472"/>
@@ -3887,7 +3821,7 @@
       </w:pPr>
     </w:lvl>
   </w:abstractNum>
-  <w:abstractNum w:abstractNumId="6">
+  <w:abstractNum w:abstractNumId="6" w15:restartNumberingAfterBreak="0">
     <w:nsid w:val="0A064151"/>
     <w:multiLevelType w:val="hybridMultilevel"/>
     <w:tmpl w:val="C9CC0A24"/>
@@ -3973,7 +3907,7 @@
       </w:pPr>
     </w:lvl>
   </w:abstractNum>
-  <w:abstractNum w:abstractNumId="7">
+  <w:abstractNum w:abstractNumId="7" w15:restartNumberingAfterBreak="0">
     <w:nsid w:val="0A4C292A"/>
     <w:multiLevelType w:val="hybridMultilevel"/>
     <w:tmpl w:val="79D2CCFC"/>
@@ -4059,7 +3993,7 @@
       </w:pPr>
     </w:lvl>
   </w:abstractNum>
-  <w:abstractNum w:abstractNumId="8">
+  <w:abstractNum w:abstractNumId="8" w15:restartNumberingAfterBreak="0">
     <w:nsid w:val="0C0309C5"/>
     <w:multiLevelType w:val="hybridMultilevel"/>
     <w:tmpl w:val="E22A1EC4"/>
@@ -4148,7 +4082,7 @@
       </w:pPr>
     </w:lvl>
   </w:abstractNum>
-  <w:abstractNum w:abstractNumId="9">
+  <w:abstractNum w:abstractNumId="9" w15:restartNumberingAfterBreak="0">
     <w:nsid w:val="0C252A8B"/>
     <w:multiLevelType w:val="hybridMultilevel"/>
     <w:tmpl w:val="E1F628C2"/>
@@ -4234,7 +4168,7 @@
       </w:pPr>
     </w:lvl>
   </w:abstractNum>
-  <w:abstractNum w:abstractNumId="10">
+  <w:abstractNum w:abstractNumId="10" w15:restartNumberingAfterBreak="0">
     <w:nsid w:val="0F642DAE"/>
     <w:multiLevelType w:val="hybridMultilevel"/>
     <w:tmpl w:val="F7423398"/>
@@ -4320,7 +4254,7 @@
       </w:pPr>
     </w:lvl>
   </w:abstractNum>
-  <w:abstractNum w:abstractNumId="11">
+  <w:abstractNum w:abstractNumId="11" w15:restartNumberingAfterBreak="0">
     <w:nsid w:val="120168FA"/>
     <w:multiLevelType w:val="hybridMultilevel"/>
     <w:tmpl w:val="22E02D98"/>
@@ -4406,7 +4340,7 @@
       </w:pPr>
     </w:lvl>
   </w:abstractNum>
-  <w:abstractNum w:abstractNumId="12">
+  <w:abstractNum w:abstractNumId="12" w15:restartNumberingAfterBreak="0">
     <w:nsid w:val="126D1948"/>
     <w:multiLevelType w:val="hybridMultilevel"/>
     <w:tmpl w:val="2D883936"/>
@@ -4492,7 +4426,7 @@
       </w:pPr>
     </w:lvl>
   </w:abstractNum>
-  <w:abstractNum w:abstractNumId="13">
+  <w:abstractNum w:abstractNumId="13" w15:restartNumberingAfterBreak="0">
     <w:nsid w:val="13A015E2"/>
     <w:multiLevelType w:val="hybridMultilevel"/>
     <w:tmpl w:val="7ED04FC0"/>
@@ -4578,7 +4512,7 @@
       </w:pPr>
     </w:lvl>
   </w:abstractNum>
-  <w:abstractNum w:abstractNumId="14">
+  <w:abstractNum w:abstractNumId="14" w15:restartNumberingAfterBreak="0">
     <w:nsid w:val="1675452A"/>
     <w:multiLevelType w:val="hybridMultilevel"/>
     <w:tmpl w:val="F536E01C"/>
@@ -4664,7 +4598,7 @@
       </w:pPr>
     </w:lvl>
   </w:abstractNum>
-  <w:abstractNum w:abstractNumId="15">
+  <w:abstractNum w:abstractNumId="15" w15:restartNumberingAfterBreak="0">
     <w:nsid w:val="173D3464"/>
     <w:multiLevelType w:val="hybridMultilevel"/>
     <w:tmpl w:val="8EAE4E7A"/>
@@ -4750,7 +4684,7 @@
       </w:pPr>
     </w:lvl>
   </w:abstractNum>
-  <w:abstractNum w:abstractNumId="16">
+  <w:abstractNum w:abstractNumId="16" w15:restartNumberingAfterBreak="0">
     <w:nsid w:val="19B5764A"/>
     <w:multiLevelType w:val="hybridMultilevel"/>
     <w:tmpl w:val="A6EE6472"/>
@@ -4836,7 +4770,7 @@
       </w:pPr>
     </w:lvl>
   </w:abstractNum>
-  <w:abstractNum w:abstractNumId="17">
+  <w:abstractNum w:abstractNumId="17" w15:restartNumberingAfterBreak="0">
     <w:nsid w:val="1BAE086A"/>
     <w:multiLevelType w:val="hybridMultilevel"/>
     <w:tmpl w:val="B1D496BC"/>
@@ -4922,7 +4856,7 @@
       </w:pPr>
     </w:lvl>
   </w:abstractNum>
-  <w:abstractNum w:abstractNumId="18">
+  <w:abstractNum w:abstractNumId="18" w15:restartNumberingAfterBreak="0">
     <w:nsid w:val="1D0C0808"/>
     <w:multiLevelType w:val="hybridMultilevel"/>
     <w:tmpl w:val="BF90A790"/>
@@ -5008,7 +4942,7 @@
       </w:pPr>
     </w:lvl>
   </w:abstractNum>
-  <w:abstractNum w:abstractNumId="19">
+  <w:abstractNum w:abstractNumId="19" w15:restartNumberingAfterBreak="0">
     <w:nsid w:val="1DE100A5"/>
     <w:multiLevelType w:val="hybridMultilevel"/>
     <w:tmpl w:val="E8A230E6"/>
@@ -5100,7 +5034,7 @@
       </w:pPr>
     </w:lvl>
   </w:abstractNum>
-  <w:abstractNum w:abstractNumId="20">
+  <w:abstractNum w:abstractNumId="20" w15:restartNumberingAfterBreak="0">
     <w:nsid w:val="219B6A98"/>
     <w:multiLevelType w:val="hybridMultilevel"/>
     <w:tmpl w:val="79D2CCFC"/>
@@ -5186,7 +5120,7 @@
       </w:pPr>
     </w:lvl>
   </w:abstractNum>
-  <w:abstractNum w:abstractNumId="21">
+  <w:abstractNum w:abstractNumId="21" w15:restartNumberingAfterBreak="0">
     <w:nsid w:val="24296091"/>
     <w:multiLevelType w:val="hybridMultilevel"/>
     <w:tmpl w:val="F536E01C"/>
@@ -5272,7 +5206,7 @@
       </w:pPr>
     </w:lvl>
   </w:abstractNum>
-  <w:abstractNum w:abstractNumId="22">
+  <w:abstractNum w:abstractNumId="22" w15:restartNumberingAfterBreak="0">
     <w:nsid w:val="24423C63"/>
     <w:multiLevelType w:val="hybridMultilevel"/>
     <w:tmpl w:val="C8224482"/>
@@ -5385,7 +5319,7 @@
       </w:rPr>
     </w:lvl>
   </w:abstractNum>
-  <w:abstractNum w:abstractNumId="23">
+  <w:abstractNum w:abstractNumId="23" w15:restartNumberingAfterBreak="0">
     <w:nsid w:val="278264C5"/>
     <w:multiLevelType w:val="hybridMultilevel"/>
     <w:tmpl w:val="303CE6CE"/>
@@ -5498,7 +5432,7 @@
       </w:rPr>
     </w:lvl>
   </w:abstractNum>
-  <w:abstractNum w:abstractNumId="24">
+  <w:abstractNum w:abstractNumId="24" w15:restartNumberingAfterBreak="0">
     <w:nsid w:val="28660FF5"/>
     <w:multiLevelType w:val="hybridMultilevel"/>
     <w:tmpl w:val="9B86CC7E"/>
@@ -5611,7 +5545,7 @@
       </w:rPr>
     </w:lvl>
   </w:abstractNum>
-  <w:abstractNum w:abstractNumId="25">
+  <w:abstractNum w:abstractNumId="25" w15:restartNumberingAfterBreak="0">
     <w:nsid w:val="29FD7C07"/>
     <w:multiLevelType w:val="hybridMultilevel"/>
     <w:tmpl w:val="A4746940"/>
@@ -5697,7 +5631,7 @@
       </w:pPr>
     </w:lvl>
   </w:abstractNum>
-  <w:abstractNum w:abstractNumId="26">
+  <w:abstractNum w:abstractNumId="26" w15:restartNumberingAfterBreak="0">
     <w:nsid w:val="2B59314A"/>
     <w:multiLevelType w:val="hybridMultilevel"/>
     <w:tmpl w:val="26981CF0"/>
@@ -5783,7 +5717,7 @@
       </w:pPr>
     </w:lvl>
   </w:abstractNum>
-  <w:abstractNum w:abstractNumId="27">
+  <w:abstractNum w:abstractNumId="27" w15:restartNumberingAfterBreak="0">
     <w:nsid w:val="2E506D8F"/>
     <w:multiLevelType w:val="hybridMultilevel"/>
     <w:tmpl w:val="0014521A"/>
@@ -5869,7 +5803,7 @@
       </w:pPr>
     </w:lvl>
   </w:abstractNum>
-  <w:abstractNum w:abstractNumId="28">
+  <w:abstractNum w:abstractNumId="28" w15:restartNumberingAfterBreak="0">
     <w:nsid w:val="2E535E8A"/>
     <w:multiLevelType w:val="hybridMultilevel"/>
     <w:tmpl w:val="4D0E7050"/>
@@ -5982,7 +5916,7 @@
       </w:rPr>
     </w:lvl>
   </w:abstractNum>
-  <w:abstractNum w:abstractNumId="29">
+  <w:abstractNum w:abstractNumId="29" w15:restartNumberingAfterBreak="0">
     <w:nsid w:val="2E535ECE"/>
     <w:multiLevelType w:val="hybridMultilevel"/>
     <w:tmpl w:val="A6EE6472"/>
@@ -6068,7 +6002,7 @@
       </w:pPr>
     </w:lvl>
   </w:abstractNum>
-  <w:abstractNum w:abstractNumId="30">
+  <w:abstractNum w:abstractNumId="30" w15:restartNumberingAfterBreak="0">
     <w:nsid w:val="2FEC313E"/>
     <w:multiLevelType w:val="hybridMultilevel"/>
     <w:tmpl w:val="D1F67E8C"/>
@@ -6160,7 +6094,7 @@
       </w:pPr>
     </w:lvl>
   </w:abstractNum>
-  <w:abstractNum w:abstractNumId="31">
+  <w:abstractNum w:abstractNumId="31" w15:restartNumberingAfterBreak="0">
     <w:nsid w:val="31B93789"/>
     <w:multiLevelType w:val="hybridMultilevel"/>
     <w:tmpl w:val="A4746940"/>
@@ -6246,7 +6180,7 @@
       </w:pPr>
     </w:lvl>
   </w:abstractNum>
-  <w:abstractNum w:abstractNumId="32">
+  <w:abstractNum w:abstractNumId="32" w15:restartNumberingAfterBreak="0">
     <w:nsid w:val="32220532"/>
     <w:multiLevelType w:val="hybridMultilevel"/>
     <w:tmpl w:val="409ACBF4"/>
@@ -6332,7 +6266,7 @@
       </w:pPr>
     </w:lvl>
   </w:abstractNum>
-  <w:abstractNum w:abstractNumId="33">
+  <w:abstractNum w:abstractNumId="33" w15:restartNumberingAfterBreak="0">
     <w:nsid w:val="32B86E15"/>
     <w:multiLevelType w:val="hybridMultilevel"/>
     <w:tmpl w:val="7ED04FC0"/>
@@ -6418,7 +6352,7 @@
       </w:pPr>
     </w:lvl>
   </w:abstractNum>
-  <w:abstractNum w:abstractNumId="34">
+  <w:abstractNum w:abstractNumId="34" w15:restartNumberingAfterBreak="0">
     <w:nsid w:val="32C55B44"/>
     <w:multiLevelType w:val="hybridMultilevel"/>
     <w:tmpl w:val="DD42B82C"/>
@@ -6504,7 +6438,7 @@
       </w:pPr>
     </w:lvl>
   </w:abstractNum>
-  <w:abstractNum w:abstractNumId="35">
+  <w:abstractNum w:abstractNumId="35" w15:restartNumberingAfterBreak="0">
     <w:nsid w:val="342D5823"/>
     <w:multiLevelType w:val="hybridMultilevel"/>
     <w:tmpl w:val="E9E80FE8"/>
@@ -6617,7 +6551,7 @@
       </w:rPr>
     </w:lvl>
   </w:abstractNum>
-  <w:abstractNum w:abstractNumId="36">
+  <w:abstractNum w:abstractNumId="36" w15:restartNumberingAfterBreak="0">
     <w:nsid w:val="34DD35D6"/>
     <w:multiLevelType w:val="hybridMultilevel"/>
     <w:tmpl w:val="D1F67E8C"/>
@@ -6709,7 +6643,7 @@
       </w:pPr>
     </w:lvl>
   </w:abstractNum>
-  <w:abstractNum w:abstractNumId="37">
+  <w:abstractNum w:abstractNumId="37" w15:restartNumberingAfterBreak="0">
     <w:nsid w:val="35234B4C"/>
     <w:multiLevelType w:val="hybridMultilevel"/>
     <w:tmpl w:val="D1F67E8C"/>
@@ -6801,7 +6735,7 @@
       </w:pPr>
     </w:lvl>
   </w:abstractNum>
-  <w:abstractNum w:abstractNumId="38">
+  <w:abstractNum w:abstractNumId="38" w15:restartNumberingAfterBreak="0">
     <w:nsid w:val="354970B8"/>
     <w:multiLevelType w:val="hybridMultilevel"/>
     <w:tmpl w:val="8EAE4E7A"/>
@@ -6887,7 +6821,7 @@
       </w:pPr>
     </w:lvl>
   </w:abstractNum>
-  <w:abstractNum w:abstractNumId="39">
+  <w:abstractNum w:abstractNumId="39" w15:restartNumberingAfterBreak="0">
     <w:nsid w:val="355660C0"/>
     <w:multiLevelType w:val="hybridMultilevel"/>
     <w:tmpl w:val="22E02D98"/>
@@ -6973,7 +6907,7 @@
       </w:pPr>
     </w:lvl>
   </w:abstractNum>
-  <w:abstractNum w:abstractNumId="40">
+  <w:abstractNum w:abstractNumId="40" w15:restartNumberingAfterBreak="0">
     <w:nsid w:val="394972DF"/>
     <w:multiLevelType w:val="hybridMultilevel"/>
     <w:tmpl w:val="D1F67E8C"/>
@@ -7065,7 +6999,7 @@
       </w:pPr>
     </w:lvl>
   </w:abstractNum>
-  <w:abstractNum w:abstractNumId="41">
+  <w:abstractNum w:abstractNumId="41" w15:restartNumberingAfterBreak="0">
     <w:nsid w:val="397047B8"/>
     <w:multiLevelType w:val="hybridMultilevel"/>
     <w:tmpl w:val="8EAE4E7A"/>
@@ -7151,7 +7085,7 @@
       </w:pPr>
     </w:lvl>
   </w:abstractNum>
-  <w:abstractNum w:abstractNumId="42">
+  <w:abstractNum w:abstractNumId="42" w15:restartNumberingAfterBreak="0">
     <w:nsid w:val="39F5304F"/>
     <w:multiLevelType w:val="hybridMultilevel"/>
     <w:tmpl w:val="F536E01C"/>
@@ -7237,7 +7171,7 @@
       </w:pPr>
     </w:lvl>
   </w:abstractNum>
-  <w:abstractNum w:abstractNumId="43">
+  <w:abstractNum w:abstractNumId="43" w15:restartNumberingAfterBreak="0">
     <w:nsid w:val="3C595662"/>
     <w:multiLevelType w:val="hybridMultilevel"/>
     <w:tmpl w:val="54468332"/>
@@ -7323,7 +7257,7 @@
       </w:pPr>
     </w:lvl>
   </w:abstractNum>
-  <w:abstractNum w:abstractNumId="44">
+  <w:abstractNum w:abstractNumId="44" w15:restartNumberingAfterBreak="0">
     <w:nsid w:val="3C7C1B16"/>
     <w:multiLevelType w:val="hybridMultilevel"/>
     <w:tmpl w:val="DD42B82C"/>
@@ -7409,7 +7343,7 @@
       </w:pPr>
     </w:lvl>
   </w:abstractNum>
-  <w:abstractNum w:abstractNumId="45">
+  <w:abstractNum w:abstractNumId="45" w15:restartNumberingAfterBreak="0">
     <w:nsid w:val="3E7261FE"/>
     <w:multiLevelType w:val="hybridMultilevel"/>
     <w:tmpl w:val="D1F67E8C"/>
@@ -7501,7 +7435,7 @@
       </w:pPr>
     </w:lvl>
   </w:abstractNum>
-  <w:abstractNum w:abstractNumId="46">
+  <w:abstractNum w:abstractNumId="46" w15:restartNumberingAfterBreak="0">
     <w:nsid w:val="3FA97909"/>
     <w:multiLevelType w:val="hybridMultilevel"/>
     <w:tmpl w:val="E1F628C2"/>
@@ -7587,7 +7521,7 @@
       </w:pPr>
     </w:lvl>
   </w:abstractNum>
-  <w:abstractNum w:abstractNumId="47">
+  <w:abstractNum w:abstractNumId="47" w15:restartNumberingAfterBreak="0">
     <w:nsid w:val="40DB639D"/>
     <w:multiLevelType w:val="hybridMultilevel"/>
     <w:tmpl w:val="B2C810BC"/>
@@ -7700,7 +7634,7 @@
       </w:rPr>
     </w:lvl>
   </w:abstractNum>
-  <w:abstractNum w:abstractNumId="48">
+  <w:abstractNum w:abstractNumId="48" w15:restartNumberingAfterBreak="0">
     <w:nsid w:val="43C227EB"/>
     <w:multiLevelType w:val="hybridMultilevel"/>
     <w:tmpl w:val="5CCECEEC"/>
@@ -7813,7 +7747,7 @@
       </w:rPr>
     </w:lvl>
   </w:abstractNum>
-  <w:abstractNum w:abstractNumId="49">
+  <w:abstractNum w:abstractNumId="49" w15:restartNumberingAfterBreak="0">
     <w:nsid w:val="4469399D"/>
     <w:multiLevelType w:val="hybridMultilevel"/>
     <w:tmpl w:val="BF90A790"/>
@@ -7899,7 +7833,7 @@
       </w:pPr>
     </w:lvl>
   </w:abstractNum>
-  <w:abstractNum w:abstractNumId="50">
+  <w:abstractNum w:abstractNumId="50" w15:restartNumberingAfterBreak="0">
     <w:nsid w:val="44907C93"/>
     <w:multiLevelType w:val="hybridMultilevel"/>
     <w:tmpl w:val="C456972A"/>
@@ -7988,7 +7922,7 @@
       </w:pPr>
     </w:lvl>
   </w:abstractNum>
-  <w:abstractNum w:abstractNumId="51">
+  <w:abstractNum w:abstractNumId="51" w15:restartNumberingAfterBreak="0">
     <w:nsid w:val="45424155"/>
     <w:multiLevelType w:val="hybridMultilevel"/>
     <w:tmpl w:val="0834F144"/>
@@ -8074,7 +8008,7 @@
       </w:pPr>
     </w:lvl>
   </w:abstractNum>
-  <w:abstractNum w:abstractNumId="52">
+  <w:abstractNum w:abstractNumId="52" w15:restartNumberingAfterBreak="0">
     <w:nsid w:val="460F02B2"/>
     <w:multiLevelType w:val="hybridMultilevel"/>
     <w:tmpl w:val="1A14CBD0"/>
@@ -8187,7 +8121,7 @@
       </w:rPr>
     </w:lvl>
   </w:abstractNum>
-  <w:abstractNum w:abstractNumId="53">
+  <w:abstractNum w:abstractNumId="53" w15:restartNumberingAfterBreak="0">
     <w:nsid w:val="47AA0644"/>
     <w:multiLevelType w:val="hybridMultilevel"/>
     <w:tmpl w:val="77600954"/>
@@ -8273,7 +8207,7 @@
       </w:pPr>
     </w:lvl>
   </w:abstractNum>
-  <w:abstractNum w:abstractNumId="54">
+  <w:abstractNum w:abstractNumId="54" w15:restartNumberingAfterBreak="0">
     <w:nsid w:val="48CB69ED"/>
     <w:multiLevelType w:val="hybridMultilevel"/>
     <w:tmpl w:val="79D2CCFC"/>
@@ -8359,7 +8293,7 @@
       </w:pPr>
     </w:lvl>
   </w:abstractNum>
-  <w:abstractNum w:abstractNumId="55">
+  <w:abstractNum w:abstractNumId="55" w15:restartNumberingAfterBreak="0">
     <w:nsid w:val="499656A4"/>
     <w:multiLevelType w:val="hybridMultilevel"/>
     <w:tmpl w:val="C9CC0A24"/>
@@ -8445,7 +8379,7 @@
       </w:pPr>
     </w:lvl>
   </w:abstractNum>
-  <w:abstractNum w:abstractNumId="56">
+  <w:abstractNum w:abstractNumId="56" w15:restartNumberingAfterBreak="0">
     <w:nsid w:val="4A902B7D"/>
     <w:multiLevelType w:val="hybridMultilevel"/>
     <w:tmpl w:val="156A0C1A"/>
@@ -8558,7 +8492,7 @@
       </w:rPr>
     </w:lvl>
   </w:abstractNum>
-  <w:abstractNum w:abstractNumId="57">
+  <w:abstractNum w:abstractNumId="57" w15:restartNumberingAfterBreak="0">
     <w:nsid w:val="4AEE4C24"/>
     <w:multiLevelType w:val="hybridMultilevel"/>
     <w:tmpl w:val="A4746940"/>
@@ -8644,7 +8578,7 @@
       </w:pPr>
     </w:lvl>
   </w:abstractNum>
-  <w:abstractNum w:abstractNumId="58">
+  <w:abstractNum w:abstractNumId="58" w15:restartNumberingAfterBreak="0">
     <w:nsid w:val="4B90241D"/>
     <w:multiLevelType w:val="hybridMultilevel"/>
     <w:tmpl w:val="DD42B82C"/>
@@ -8730,7 +8664,7 @@
       </w:pPr>
     </w:lvl>
   </w:abstractNum>
-  <w:abstractNum w:abstractNumId="59">
+  <w:abstractNum w:abstractNumId="59" w15:restartNumberingAfterBreak="0">
     <w:nsid w:val="4C496301"/>
     <w:multiLevelType w:val="hybridMultilevel"/>
     <w:tmpl w:val="C9CC0A24"/>
@@ -8816,7 +8750,7 @@
       </w:pPr>
     </w:lvl>
   </w:abstractNum>
-  <w:abstractNum w:abstractNumId="60">
+  <w:abstractNum w:abstractNumId="60" w15:restartNumberingAfterBreak="0">
     <w:nsid w:val="4C7575EA"/>
     <w:multiLevelType w:val="hybridMultilevel"/>
     <w:tmpl w:val="E1F628C2"/>
@@ -8902,7 +8836,7 @@
       </w:pPr>
     </w:lvl>
   </w:abstractNum>
-  <w:abstractNum w:abstractNumId="61">
+  <w:abstractNum w:abstractNumId="61" w15:restartNumberingAfterBreak="0">
     <w:nsid w:val="4DAE4FFF"/>
     <w:multiLevelType w:val="hybridMultilevel"/>
     <w:tmpl w:val="6F381528"/>
@@ -9015,7 +8949,7 @@
       </w:rPr>
     </w:lvl>
   </w:abstractNum>
-  <w:abstractNum w:abstractNumId="62">
+  <w:abstractNum w:abstractNumId="62" w15:restartNumberingAfterBreak="0">
     <w:nsid w:val="538D063A"/>
     <w:multiLevelType w:val="hybridMultilevel"/>
     <w:tmpl w:val="79D2CCFC"/>
@@ -9101,7 +9035,7 @@
       </w:pPr>
     </w:lvl>
   </w:abstractNum>
-  <w:abstractNum w:abstractNumId="63">
+  <w:abstractNum w:abstractNumId="63" w15:restartNumberingAfterBreak="0">
     <w:nsid w:val="547D0FC8"/>
     <w:multiLevelType w:val="hybridMultilevel"/>
     <w:tmpl w:val="C9CC0A24"/>
@@ -9187,7 +9121,7 @@
       </w:pPr>
     </w:lvl>
   </w:abstractNum>
-  <w:abstractNum w:abstractNumId="64">
+  <w:abstractNum w:abstractNumId="64" w15:restartNumberingAfterBreak="0">
     <w:nsid w:val="550740F7"/>
     <w:multiLevelType w:val="hybridMultilevel"/>
     <w:tmpl w:val="17B4A700"/>
@@ -9300,7 +9234,7 @@
       </w:rPr>
     </w:lvl>
   </w:abstractNum>
-  <w:abstractNum w:abstractNumId="65">
+  <w:abstractNum w:abstractNumId="65" w15:restartNumberingAfterBreak="0">
     <w:nsid w:val="579C3504"/>
     <w:multiLevelType w:val="hybridMultilevel"/>
     <w:tmpl w:val="0E38B846"/>
@@ -9413,7 +9347,7 @@
       </w:rPr>
     </w:lvl>
   </w:abstractNum>
-  <w:abstractNum w:abstractNumId="66">
+  <w:abstractNum w:abstractNumId="66" w15:restartNumberingAfterBreak="0">
     <w:nsid w:val="58213A2A"/>
     <w:multiLevelType w:val="hybridMultilevel"/>
     <w:tmpl w:val="D1F67E8C"/>
@@ -9505,7 +9439,7 @@
       </w:pPr>
     </w:lvl>
   </w:abstractNum>
-  <w:abstractNum w:abstractNumId="67">
+  <w:abstractNum w:abstractNumId="67" w15:restartNumberingAfterBreak="0">
     <w:nsid w:val="58C13E1B"/>
     <w:multiLevelType w:val="hybridMultilevel"/>
     <w:tmpl w:val="77600954"/>
@@ -9591,7 +9525,7 @@
       </w:pPr>
     </w:lvl>
   </w:abstractNum>
-  <w:abstractNum w:abstractNumId="68">
+  <w:abstractNum w:abstractNumId="68" w15:restartNumberingAfterBreak="0">
     <w:nsid w:val="5E0F2136"/>
     <w:multiLevelType w:val="hybridMultilevel"/>
     <w:tmpl w:val="BF90A790"/>
@@ -9677,7 +9611,7 @@
       </w:pPr>
     </w:lvl>
   </w:abstractNum>
-  <w:abstractNum w:abstractNumId="69">
+  <w:abstractNum w:abstractNumId="69" w15:restartNumberingAfterBreak="0">
     <w:nsid w:val="62605176"/>
     <w:multiLevelType w:val="hybridMultilevel"/>
     <w:tmpl w:val="F7423398"/>
@@ -9763,7 +9697,7 @@
       </w:pPr>
     </w:lvl>
   </w:abstractNum>
-  <w:abstractNum w:abstractNumId="70">
+  <w:abstractNum w:abstractNumId="70" w15:restartNumberingAfterBreak="0">
     <w:nsid w:val="62674316"/>
     <w:multiLevelType w:val="hybridMultilevel"/>
     <w:tmpl w:val="22E02D98"/>
@@ -9849,7 +9783,7 @@
       </w:pPr>
     </w:lvl>
   </w:abstractNum>
-  <w:abstractNum w:abstractNumId="71">
+  <w:abstractNum w:abstractNumId="71" w15:restartNumberingAfterBreak="0">
     <w:nsid w:val="64E73944"/>
     <w:multiLevelType w:val="hybridMultilevel"/>
     <w:tmpl w:val="7DB2A9CA"/>
@@ -9935,7 +9869,7 @@
       </w:pPr>
     </w:lvl>
   </w:abstractNum>
-  <w:abstractNum w:abstractNumId="72">
+  <w:abstractNum w:abstractNumId="72" w15:restartNumberingAfterBreak="0">
     <w:nsid w:val="6505344D"/>
     <w:multiLevelType w:val="hybridMultilevel"/>
     <w:tmpl w:val="6C0EE7D4"/>
@@ -10024,7 +9958,7 @@
       </w:pPr>
     </w:lvl>
   </w:abstractNum>
-  <w:abstractNum w:abstractNumId="73">
+  <w:abstractNum w:abstractNumId="73" w15:restartNumberingAfterBreak="0">
     <w:nsid w:val="670C1658"/>
     <w:multiLevelType w:val="hybridMultilevel"/>
     <w:tmpl w:val="D1F67E8C"/>
@@ -10116,7 +10050,7 @@
       </w:pPr>
     </w:lvl>
   </w:abstractNum>
-  <w:abstractNum w:abstractNumId="74">
+  <w:abstractNum w:abstractNumId="74" w15:restartNumberingAfterBreak="0">
     <w:nsid w:val="68A42470"/>
     <w:multiLevelType w:val="hybridMultilevel"/>
     <w:tmpl w:val="50E014D4"/>
@@ -10229,7 +10163,7 @@
       </w:rPr>
     </w:lvl>
   </w:abstractNum>
-  <w:abstractNum w:abstractNumId="75">
+  <w:abstractNum w:abstractNumId="75" w15:restartNumberingAfterBreak="0">
     <w:nsid w:val="6BA02A51"/>
     <w:multiLevelType w:val="hybridMultilevel"/>
     <w:tmpl w:val="79D2CCFC"/>
@@ -10315,7 +10249,7 @@
       </w:pPr>
     </w:lvl>
   </w:abstractNum>
-  <w:abstractNum w:abstractNumId="76">
+  <w:abstractNum w:abstractNumId="76" w15:restartNumberingAfterBreak="0">
     <w:nsid w:val="6C357CEE"/>
     <w:multiLevelType w:val="hybridMultilevel"/>
     <w:tmpl w:val="0014521A"/>
@@ -10401,7 +10335,7 @@
       </w:pPr>
     </w:lvl>
   </w:abstractNum>
-  <w:abstractNum w:abstractNumId="77">
+  <w:abstractNum w:abstractNumId="77" w15:restartNumberingAfterBreak="0">
     <w:nsid w:val="6D0F1F2B"/>
     <w:multiLevelType w:val="hybridMultilevel"/>
     <w:tmpl w:val="79D2CCFC"/>
@@ -10487,7 +10421,7 @@
       </w:pPr>
     </w:lvl>
   </w:abstractNum>
-  <w:abstractNum w:abstractNumId="78">
+  <w:abstractNum w:abstractNumId="78" w15:restartNumberingAfterBreak="0">
     <w:nsid w:val="6D300BB3"/>
     <w:multiLevelType w:val="hybridMultilevel"/>
     <w:tmpl w:val="D1F67E8C"/>
@@ -10579,7 +10513,7 @@
       </w:pPr>
     </w:lvl>
   </w:abstractNum>
-  <w:abstractNum w:abstractNumId="79">
+  <w:abstractNum w:abstractNumId="79" w15:restartNumberingAfterBreak="0">
     <w:nsid w:val="7216029A"/>
     <w:multiLevelType w:val="hybridMultilevel"/>
     <w:tmpl w:val="D1F67E8C"/>
@@ -10671,7 +10605,7 @@
       </w:pPr>
     </w:lvl>
   </w:abstractNum>
-  <w:abstractNum w:abstractNumId="80">
+  <w:abstractNum w:abstractNumId="80" w15:restartNumberingAfterBreak="0">
     <w:nsid w:val="72E104D9"/>
     <w:multiLevelType w:val="hybridMultilevel"/>
     <w:tmpl w:val="F7423398"/>
@@ -10757,7 +10691,7 @@
       </w:pPr>
     </w:lvl>
   </w:abstractNum>
-  <w:abstractNum w:abstractNumId="81">
+  <w:abstractNum w:abstractNumId="81" w15:restartNumberingAfterBreak="0">
     <w:nsid w:val="76F91114"/>
     <w:multiLevelType w:val="hybridMultilevel"/>
     <w:tmpl w:val="77600954"/>
@@ -10843,7 +10777,7 @@
       </w:pPr>
     </w:lvl>
   </w:abstractNum>
-  <w:abstractNum w:abstractNumId="82">
+  <w:abstractNum w:abstractNumId="82" w15:restartNumberingAfterBreak="0">
     <w:nsid w:val="770C626F"/>
     <w:multiLevelType w:val="hybridMultilevel"/>
     <w:tmpl w:val="A6EE6472"/>
@@ -10929,7 +10863,7 @@
       </w:pPr>
     </w:lvl>
   </w:abstractNum>
-  <w:abstractNum w:abstractNumId="83">
+  <w:abstractNum w:abstractNumId="83" w15:restartNumberingAfterBreak="0">
     <w:nsid w:val="775D0438"/>
     <w:multiLevelType w:val="hybridMultilevel"/>
     <w:tmpl w:val="409ACBF4"/>
@@ -11015,7 +10949,7 @@
       </w:pPr>
     </w:lvl>
   </w:abstractNum>
-  <w:abstractNum w:abstractNumId="84">
+  <w:abstractNum w:abstractNumId="84" w15:restartNumberingAfterBreak="0">
     <w:nsid w:val="7786116A"/>
     <w:multiLevelType w:val="hybridMultilevel"/>
     <w:tmpl w:val="0014521A"/>
@@ -11101,7 +11035,7 @@
       </w:pPr>
     </w:lvl>
   </w:abstractNum>
-  <w:abstractNum w:abstractNumId="85">
+  <w:abstractNum w:abstractNumId="85" w15:restartNumberingAfterBreak="0">
     <w:nsid w:val="78A777D6"/>
     <w:multiLevelType w:val="hybridMultilevel"/>
     <w:tmpl w:val="77600954"/>
@@ -11187,7 +11121,7 @@
       </w:pPr>
     </w:lvl>
   </w:abstractNum>
-  <w:abstractNum w:abstractNumId="86">
+  <w:abstractNum w:abstractNumId="86" w15:restartNumberingAfterBreak="0">
     <w:nsid w:val="79410503"/>
     <w:multiLevelType w:val="hybridMultilevel"/>
     <w:tmpl w:val="07ACCE78"/>
@@ -11300,7 +11234,7 @@
       </w:rPr>
     </w:lvl>
   </w:abstractNum>
-  <w:abstractNum w:abstractNumId="87">
+  <w:abstractNum w:abstractNumId="87" w15:restartNumberingAfterBreak="0">
     <w:nsid w:val="79FA399B"/>
     <w:multiLevelType w:val="hybridMultilevel"/>
     <w:tmpl w:val="40CE865A"/>
@@ -11413,7 +11347,7 @@
       </w:rPr>
     </w:lvl>
   </w:abstractNum>
-  <w:abstractNum w:abstractNumId="88">
+  <w:abstractNum w:abstractNumId="88" w15:restartNumberingAfterBreak="0">
     <w:nsid w:val="7CAD59E0"/>
     <w:multiLevelType w:val="hybridMultilevel"/>
     <w:tmpl w:val="7DB2A9CA"/>
@@ -11499,7 +11433,7 @@
       </w:pPr>
     </w:lvl>
   </w:abstractNum>
-  <w:abstractNum w:abstractNumId="89">
+  <w:abstractNum w:abstractNumId="89" w15:restartNumberingAfterBreak="0">
     <w:nsid w:val="7D3945AE"/>
     <w:multiLevelType w:val="hybridMultilevel"/>
     <w:tmpl w:val="F7423398"/>
@@ -11585,7 +11519,7 @@
       </w:pPr>
     </w:lvl>
   </w:abstractNum>
-  <w:abstractNum w:abstractNumId="90">
+  <w:abstractNum w:abstractNumId="90" w15:restartNumberingAfterBreak="0">
     <w:nsid w:val="7D5C7F95"/>
     <w:multiLevelType w:val="hybridMultilevel"/>
     <w:tmpl w:val="D1F67E8C"/>
@@ -11677,7 +11611,7 @@
       </w:pPr>
     </w:lvl>
   </w:abstractNum>
-  <w:abstractNum w:abstractNumId="91">
+  <w:abstractNum w:abstractNumId="91" w15:restartNumberingAfterBreak="0">
     <w:nsid w:val="7D7B329C"/>
     <w:multiLevelType w:val="hybridMultilevel"/>
     <w:tmpl w:val="B1D496BC"/>
@@ -11763,280 +11697,280 @@
       </w:pPr>
     </w:lvl>
   </w:abstractNum>
-  <w:num w:numId="1">
+  <w:num w:numId="1" w16cid:durableId="1223374151">
     <w:abstractNumId w:val="72"/>
   </w:num>
-  <w:num w:numId="2">
+  <w:num w:numId="2" w16cid:durableId="1277369167">
     <w:abstractNumId w:val="43"/>
   </w:num>
-  <w:num w:numId="3">
+  <w:num w:numId="3" w16cid:durableId="1870991539">
     <w:abstractNumId w:val="12"/>
   </w:num>
-  <w:num w:numId="4">
+  <w:num w:numId="4" w16cid:durableId="751782954">
     <w:abstractNumId w:val="3"/>
   </w:num>
-  <w:num w:numId="5">
+  <w:num w:numId="5" w16cid:durableId="1831214696">
     <w:abstractNumId w:val="19"/>
   </w:num>
-  <w:num w:numId="6">
+  <w:num w:numId="6" w16cid:durableId="1627201032">
     <w:abstractNumId w:val="30"/>
   </w:num>
-  <w:num w:numId="7">
+  <w:num w:numId="7" w16cid:durableId="655376500">
     <w:abstractNumId w:val="66"/>
   </w:num>
-  <w:num w:numId="8">
+  <w:num w:numId="8" w16cid:durableId="588081147">
     <w:abstractNumId w:val="45"/>
   </w:num>
-  <w:num w:numId="9">
+  <w:num w:numId="9" w16cid:durableId="286551072">
     <w:abstractNumId w:val="62"/>
   </w:num>
-  <w:num w:numId="10">
+  <w:num w:numId="10" w16cid:durableId="837844722">
     <w:abstractNumId w:val="22"/>
   </w:num>
-  <w:num w:numId="11">
+  <w:num w:numId="11" w16cid:durableId="783422613">
     <w:abstractNumId w:val="48"/>
   </w:num>
-  <w:num w:numId="12">
+  <w:num w:numId="12" w16cid:durableId="1987931189">
     <w:abstractNumId w:val="67"/>
   </w:num>
-  <w:num w:numId="13">
+  <w:num w:numId="13" w16cid:durableId="276301138">
     <w:abstractNumId w:val="35"/>
   </w:num>
-  <w:num w:numId="14">
+  <w:num w:numId="14" w16cid:durableId="1140540886">
     <w:abstractNumId w:val="16"/>
   </w:num>
-  <w:num w:numId="15">
+  <w:num w:numId="15" w16cid:durableId="2015375900">
     <w:abstractNumId w:val="24"/>
   </w:num>
-  <w:num w:numId="16">
+  <w:num w:numId="16" w16cid:durableId="955209530">
     <w:abstractNumId w:val="63"/>
   </w:num>
-  <w:num w:numId="17">
+  <w:num w:numId="17" w16cid:durableId="489491956">
     <w:abstractNumId w:val="87"/>
   </w:num>
-  <w:num w:numId="18">
+  <w:num w:numId="18" w16cid:durableId="1403674325">
     <w:abstractNumId w:val="69"/>
   </w:num>
-  <w:num w:numId="19">
+  <w:num w:numId="19" w16cid:durableId="1356923264">
     <w:abstractNumId w:val="65"/>
   </w:num>
-  <w:num w:numId="20">
+  <w:num w:numId="20" w16cid:durableId="1815878376">
     <w:abstractNumId w:val="70"/>
   </w:num>
-  <w:num w:numId="21">
+  <w:num w:numId="21" w16cid:durableId="1161701880">
     <w:abstractNumId w:val="61"/>
   </w:num>
-  <w:num w:numId="22">
+  <w:num w:numId="22" w16cid:durableId="1237742456">
     <w:abstractNumId w:val="25"/>
   </w:num>
-  <w:num w:numId="23">
+  <w:num w:numId="23" w16cid:durableId="2041202508">
     <w:abstractNumId w:val="0"/>
   </w:num>
-  <w:num w:numId="24">
+  <w:num w:numId="24" w16cid:durableId="1091316106">
     <w:abstractNumId w:val="9"/>
   </w:num>
-  <w:num w:numId="25">
+  <w:num w:numId="25" w16cid:durableId="2060086564">
     <w:abstractNumId w:val="86"/>
   </w:num>
-  <w:num w:numId="26">
+  <w:num w:numId="26" w16cid:durableId="2029719820">
     <w:abstractNumId w:val="76"/>
   </w:num>
-  <w:num w:numId="27">
+  <w:num w:numId="27" w16cid:durableId="444424442">
     <w:abstractNumId w:val="8"/>
   </w:num>
-  <w:num w:numId="28">
+  <w:num w:numId="28" w16cid:durableId="1792284542">
     <w:abstractNumId w:val="68"/>
   </w:num>
-  <w:num w:numId="29">
+  <w:num w:numId="29" w16cid:durableId="1091510903">
     <w:abstractNumId w:val="28"/>
   </w:num>
-  <w:num w:numId="30">
+  <w:num w:numId="30" w16cid:durableId="1617641342">
     <w:abstractNumId w:val="42"/>
   </w:num>
-  <w:num w:numId="31">
+  <w:num w:numId="31" w16cid:durableId="365258947">
     <w:abstractNumId w:val="2"/>
   </w:num>
-  <w:num w:numId="32">
+  <w:num w:numId="32" w16cid:durableId="207373926">
     <w:abstractNumId w:val="44"/>
   </w:num>
-  <w:num w:numId="33">
+  <w:num w:numId="33" w16cid:durableId="99958851">
     <w:abstractNumId w:val="74"/>
   </w:num>
-  <w:num w:numId="34">
+  <w:num w:numId="34" w16cid:durableId="2111195601">
     <w:abstractNumId w:val="15"/>
   </w:num>
-  <w:num w:numId="35">
+  <w:num w:numId="35" w16cid:durableId="740100379">
     <w:abstractNumId w:val="23"/>
   </w:num>
-  <w:num w:numId="36">
+  <w:num w:numId="36" w16cid:durableId="828862163">
     <w:abstractNumId w:val="88"/>
   </w:num>
-  <w:num w:numId="37">
+  <w:num w:numId="37" w16cid:durableId="1049764623">
     <w:abstractNumId w:val="52"/>
   </w:num>
-  <w:num w:numId="38">
+  <w:num w:numId="38" w16cid:durableId="2072145536">
     <w:abstractNumId w:val="13"/>
   </w:num>
-  <w:num w:numId="39">
+  <w:num w:numId="39" w16cid:durableId="541796316">
     <w:abstractNumId w:val="47"/>
   </w:num>
-  <w:num w:numId="40">
+  <w:num w:numId="40" w16cid:durableId="632247598">
     <w:abstractNumId w:val="32"/>
   </w:num>
-  <w:num w:numId="41">
+  <w:num w:numId="41" w16cid:durableId="749694749">
     <w:abstractNumId w:val="64"/>
   </w:num>
-  <w:num w:numId="42">
+  <w:num w:numId="42" w16cid:durableId="1646935458">
     <w:abstractNumId w:val="4"/>
   </w:num>
-  <w:num w:numId="43">
+  <w:num w:numId="43" w16cid:durableId="2002848620">
     <w:abstractNumId w:val="56"/>
   </w:num>
-  <w:num w:numId="44">
+  <w:num w:numId="44" w16cid:durableId="1416977398">
     <w:abstractNumId w:val="37"/>
   </w:num>
-  <w:num w:numId="45">
+  <w:num w:numId="45" w16cid:durableId="209347344">
     <w:abstractNumId w:val="78"/>
   </w:num>
-  <w:num w:numId="46">
+  <w:num w:numId="46" w16cid:durableId="1340499821">
     <w:abstractNumId w:val="75"/>
   </w:num>
-  <w:num w:numId="47">
+  <w:num w:numId="47" w16cid:durableId="1123112080">
     <w:abstractNumId w:val="50"/>
   </w:num>
-  <w:num w:numId="48">
+  <w:num w:numId="48" w16cid:durableId="329916391">
     <w:abstractNumId w:val="20"/>
   </w:num>
-  <w:num w:numId="49">
+  <w:num w:numId="49" w16cid:durableId="30571526">
     <w:abstractNumId w:val="5"/>
   </w:num>
-  <w:num w:numId="50">
+  <w:num w:numId="50" w16cid:durableId="1810707005">
     <w:abstractNumId w:val="81"/>
   </w:num>
-  <w:num w:numId="51">
+  <w:num w:numId="51" w16cid:durableId="661355647">
     <w:abstractNumId w:val="80"/>
   </w:num>
-  <w:num w:numId="52">
+  <w:num w:numId="52" w16cid:durableId="18820576">
     <w:abstractNumId w:val="6"/>
   </w:num>
-  <w:num w:numId="53">
+  <w:num w:numId="53" w16cid:durableId="1115174906">
     <w:abstractNumId w:val="31"/>
   </w:num>
-  <w:num w:numId="54">
+  <w:num w:numId="54" w16cid:durableId="834228723">
     <w:abstractNumId w:val="11"/>
   </w:num>
-  <w:num w:numId="55">
+  <w:num w:numId="55" w16cid:durableId="1563640770">
     <w:abstractNumId w:val="60"/>
   </w:num>
-  <w:num w:numId="56">
+  <w:num w:numId="56" w16cid:durableId="599417493">
     <w:abstractNumId w:val="84"/>
   </w:num>
-  <w:num w:numId="57">
+  <w:num w:numId="57" w16cid:durableId="1020469779">
     <w:abstractNumId w:val="49"/>
   </w:num>
-  <w:num w:numId="58">
+  <w:num w:numId="58" w16cid:durableId="1772966537">
     <w:abstractNumId w:val="14"/>
   </w:num>
-  <w:num w:numId="59">
+  <w:num w:numId="59" w16cid:durableId="952899841">
     <w:abstractNumId w:val="34"/>
   </w:num>
-  <w:num w:numId="60">
+  <w:num w:numId="60" w16cid:durableId="1260793461">
     <w:abstractNumId w:val="41"/>
   </w:num>
-  <w:num w:numId="61">
+  <w:num w:numId="61" w16cid:durableId="1958758504">
     <w:abstractNumId w:val="51"/>
   </w:num>
-  <w:num w:numId="62">
+  <w:num w:numId="62" w16cid:durableId="466968942">
     <w:abstractNumId w:val="33"/>
   </w:num>
-  <w:num w:numId="63">
+  <w:num w:numId="63" w16cid:durableId="1778021143">
     <w:abstractNumId w:val="26"/>
   </w:num>
-  <w:num w:numId="64">
+  <w:num w:numId="64" w16cid:durableId="1474365661">
     <w:abstractNumId w:val="91"/>
   </w:num>
-  <w:num w:numId="65">
+  <w:num w:numId="65" w16cid:durableId="1407073528">
     <w:abstractNumId w:val="40"/>
   </w:num>
-  <w:num w:numId="66">
+  <w:num w:numId="66" w16cid:durableId="936907094">
     <w:abstractNumId w:val="79"/>
   </w:num>
-  <w:num w:numId="67">
+  <w:num w:numId="67" w16cid:durableId="681854906">
     <w:abstractNumId w:val="73"/>
   </w:num>
-  <w:num w:numId="68">
+  <w:num w:numId="68" w16cid:durableId="974480530">
     <w:abstractNumId w:val="7"/>
   </w:num>
-  <w:num w:numId="69">
+  <w:num w:numId="69" w16cid:durableId="49349997">
     <w:abstractNumId w:val="85"/>
   </w:num>
-  <w:num w:numId="70">
+  <w:num w:numId="70" w16cid:durableId="783428034">
     <w:abstractNumId w:val="29"/>
   </w:num>
-  <w:num w:numId="71">
+  <w:num w:numId="71" w16cid:durableId="926810976">
     <w:abstractNumId w:val="59"/>
   </w:num>
-  <w:num w:numId="72">
+  <w:num w:numId="72" w16cid:durableId="336229005">
     <w:abstractNumId w:val="89"/>
   </w:num>
-  <w:num w:numId="73">
+  <w:num w:numId="73" w16cid:durableId="1394037994">
     <w:abstractNumId w:val="39"/>
   </w:num>
-  <w:num w:numId="74">
+  <w:num w:numId="74" w16cid:durableId="24261308">
     <w:abstractNumId w:val="57"/>
   </w:num>
-  <w:num w:numId="75">
+  <w:num w:numId="75" w16cid:durableId="80372251">
     <w:abstractNumId w:val="46"/>
   </w:num>
-  <w:num w:numId="76">
+  <w:num w:numId="76" w16cid:durableId="746880513">
     <w:abstractNumId w:val="27"/>
   </w:num>
-  <w:num w:numId="77">
+  <w:num w:numId="77" w16cid:durableId="440759936">
     <w:abstractNumId w:val="18"/>
   </w:num>
-  <w:num w:numId="78">
+  <w:num w:numId="78" w16cid:durableId="613291613">
     <w:abstractNumId w:val="21"/>
   </w:num>
-  <w:num w:numId="79">
+  <w:num w:numId="79" w16cid:durableId="1352759302">
     <w:abstractNumId w:val="58"/>
   </w:num>
-  <w:num w:numId="80">
+  <w:num w:numId="80" w16cid:durableId="919800172">
     <w:abstractNumId w:val="38"/>
   </w:num>
-  <w:num w:numId="81">
+  <w:num w:numId="81" w16cid:durableId="2146770484">
     <w:abstractNumId w:val="71"/>
   </w:num>
-  <w:num w:numId="82">
+  <w:num w:numId="82" w16cid:durableId="37365835">
     <w:abstractNumId w:val="1"/>
   </w:num>
-  <w:num w:numId="83">
+  <w:num w:numId="83" w16cid:durableId="1455951900">
     <w:abstractNumId w:val="83"/>
   </w:num>
-  <w:num w:numId="84">
+  <w:num w:numId="84" w16cid:durableId="1962883617">
     <w:abstractNumId w:val="17"/>
   </w:num>
-  <w:num w:numId="85">
+  <w:num w:numId="85" w16cid:durableId="727653061">
     <w:abstractNumId w:val="36"/>
   </w:num>
-  <w:num w:numId="86">
+  <w:num w:numId="86" w16cid:durableId="783616758">
     <w:abstractNumId w:val="90"/>
   </w:num>
-  <w:num w:numId="87">
+  <w:num w:numId="87" w16cid:durableId="1242329274">
     <w:abstractNumId w:val="77"/>
   </w:num>
-  <w:num w:numId="88">
+  <w:num w:numId="88" w16cid:durableId="1044136157">
     <w:abstractNumId w:val="54"/>
   </w:num>
-  <w:num w:numId="89">
+  <w:num w:numId="89" w16cid:durableId="1191724057">
     <w:abstractNumId w:val="82"/>
   </w:num>
-  <w:num w:numId="90">
+  <w:num w:numId="90" w16cid:durableId="275724451">
     <w:abstractNumId w:val="53"/>
   </w:num>
-  <w:num w:numId="91">
+  <w:num w:numId="91" w16cid:durableId="2001158685">
     <w:abstractNumId w:val="10"/>
   </w:num>
-  <w:num w:numId="92">
+  <w:num w:numId="92" w16cid:durableId="1750425920">
     <w:abstractNumId w:val="55"/>
   </w:num>
   <w:numIdMacAtCleanup w:val="92"/>
@@ -12044,7 +11978,7 @@
 </file>
 
 <file path=word/styles.xml><?xml version="1.0" encoding="utf-8"?>
-<w:styles xmlns:mc="http://schemas.openxmlformats.org/markup-compatibility/2006" xmlns:r="http://schemas.openxmlformats.org/officeDocument/2006/relationships" xmlns:w="http://schemas.openxmlformats.org/wordprocessingml/2006/main" xmlns:w14="http://schemas.microsoft.com/office/word/2010/wordml" mc:Ignorable="w14">
+<w:styles xmlns:mc="http://schemas.openxmlformats.org/markup-compatibility/2006" xmlns:r="http://schemas.openxmlformats.org/officeDocument/2006/relationships" xmlns:w="http://schemas.openxmlformats.org/wordprocessingml/2006/main" xmlns:w14="http://schemas.microsoft.com/office/word/2010/wordml" xmlns:w15="http://schemas.microsoft.com/office/word/2012/wordml" xmlns:w16cex="http://schemas.microsoft.com/office/word/2018/wordml/cex" xmlns:w16cid="http://schemas.microsoft.com/office/word/2016/wordml/cid" xmlns:w16="http://schemas.microsoft.com/office/word/2018/wordml" xmlns:w16du="http://schemas.microsoft.com/office/word/2023/wordml/word16du" xmlns:w16sdtdh="http://schemas.microsoft.com/office/word/2020/wordml/sdtdatahash" xmlns:w16sdtfl="http://schemas.microsoft.com/office/word/2024/wordml/sdtformatlock" xmlns:w16se="http://schemas.microsoft.com/office/word/2015/wordml/symex" mc:Ignorable="w14 w15 w16se w16cid w16 w16cex w16sdtdh w16sdtfl w16du">
   <w:docDefaults>
     <w:rPrDefault>
       <w:rPr>
@@ -12060,430 +11994,383 @@
       </w:pPr>
     </w:pPrDefault>
   </w:docDefaults>
-  <w:latentStyles w:defLockedState="0" w:defUIPriority="99" w:defSemiHidden="1" w:defUnhideWhenUsed="1" w:defQFormat="0" w:count="267">
-    <w:lsdException w:name="Normal" w:semiHidden="0" w:uiPriority="0" w:unhideWhenUsed="0" w:qFormat="1"/>
-    <w:lsdException w:name="heading 1" w:semiHidden="0" w:uiPriority="9" w:unhideWhenUsed="0" w:qFormat="1"/>
-    <w:lsdException w:name="heading 2" w:uiPriority="9" w:qFormat="1"/>
-    <w:lsdException w:name="heading 3" w:uiPriority="9" w:qFormat="1"/>
-    <w:lsdException w:name="heading 4" w:uiPriority="9" w:qFormat="1"/>
-    <w:lsdException w:name="heading 5" w:uiPriority="9" w:qFormat="1"/>
-    <w:lsdException w:name="heading 6" w:uiPriority="9" w:qFormat="1"/>
-    <w:lsdException w:name="heading 7" w:uiPriority="9" w:qFormat="1"/>
-    <w:lsdException w:name="heading 8" w:uiPriority="9" w:qFormat="1"/>
-    <w:lsdException w:name="heading 9" w:uiPriority="9" w:qFormat="1"/>
-    <w:lsdException w:name="toc 1" w:uiPriority="39"/>
-    <w:lsdException w:name="toc 2" w:uiPriority="39"/>
-    <w:lsdException w:name="toc 3" w:uiPriority="39"/>
-    <w:lsdException w:name="toc 4" w:uiPriority="39"/>
-    <w:lsdException w:name="toc 5" w:uiPriority="39"/>
-    <w:lsdException w:name="toc 6" w:uiPriority="39"/>
-    <w:lsdException w:name="toc 7" w:uiPriority="39"/>
-    <w:lsdException w:name="toc 8" w:uiPriority="39"/>
-    <w:lsdException w:name="toc 9" w:uiPriority="39"/>
-    <w:lsdException w:name="caption" w:uiPriority="35" w:qFormat="1"/>
-    <w:lsdException w:name="Title" w:semiHidden="0" w:uiPriority="10" w:unhideWhenUsed="0" w:qFormat="1"/>
-    <w:lsdException w:name="Default Paragraph Font" w:uiPriority="1"/>
-    <w:lsdException w:name="Subtitle" w:semiHidden="0" w:uiPriority="11" w:unhideWhenUsed="0" w:qFormat="1"/>
-    <w:lsdException w:name="Strong" w:semiHidden="0" w:uiPriority="0" w:unhideWhenUsed="0" w:qFormat="1"/>
-    <w:lsdException w:name="Emphasis" w:semiHidden="0" w:uiPriority="20" w:unhideWhenUsed="0" w:qFormat="1"/>
-    <w:lsdException w:name="HTML Code" w:uiPriority="0"/>
-    <w:lsdException w:name="Table Grid" w:semiHidden="0" w:uiPriority="39" w:unhideWhenUsed="0"/>
-    <w:lsdException w:name="Placeholder Text" w:unhideWhenUsed="0"/>
-    <w:lsdException w:name="No Spacing" w:semiHidden="0" w:uiPriority="1" w:unhideWhenUsed="0" w:qFormat="1"/>
-    <w:lsdException w:name="Light Shading" w:semiHidden="0" w:uiPriority="60" w:unhideWhenUsed="0"/>
-    <w:lsdException w:name="Light List" w:semiHidden="0" w:uiPriority="61" w:unhideWhenUsed="0"/>
-    <w:lsdException w:name="Light Grid" w:semiHidden="0" w:uiPriority="62" w:unhideWhenUsed="0"/>
-    <w:lsdException w:name="Medium Shading 1" w:semiHidden="0" w:uiPriority="63" w:unhideWhenUsed="0"/>
-    <w:lsdException w:name="Medium Shading 2" w:semiHidden="0" w:uiPriority="64" w:unhideWhenUsed="0"/>
-    <w:lsdException w:name="Medium List 1" w:semiHidden="0" w:uiPriority="65" w:unhideWhenUsed="0"/>
-    <w:lsdException w:name="Medium List 2" w:semiHidden="0" w:uiPriority="66" w:unhideWhenUsed="0"/>
-    <w:lsdException w:name="Medium Grid 1" w:semiHidden="0" w:uiPriority="67" w:unhideWhenUsed="0"/>
-    <w:lsdException w:name="Medium Grid 2" w:semiHidden="0" w:uiPriority="68" w:unhideWhenUsed="0"/>
-    <w:lsdException w:name="Medium Grid 3" w:semiHidden="0" w:uiPriority="69" w:unhideWhenUsed="0"/>
-    <w:lsdException w:name="Dark List" w:semiHidden="0" w:uiPriority="70" w:unhideWhenUsed="0"/>
-    <w:lsdException w:name="Colorful Shading" w:semiHidden="0" w:uiPriority="71" w:unhideWhenUsed="0"/>
-    <w:lsdException w:name="Colorful List" w:semiHidden="0" w:uiPriority="72" w:unhideWhenUsed="0"/>
-    <w:lsdException w:name="Colorful Grid" w:semiHidden="0" w:uiPriority="73" w:unhideWhenUsed="0"/>
-    <w:lsdException w:name="Light Shading Accent 1" w:semiHidden="0" w:uiPriority="60" w:unhideWhenUsed="0"/>
-    <w:lsdException w:name="Light List Accent 1" w:semiHidden="0" w:uiPriority="61" w:unhideWhenUsed="0"/>
-    <w:lsdException w:name="Light Grid Accent 1" w:semiHidden="0" w:uiPriority="62" w:unhideWhenUsed="0"/>
-    <w:lsdException w:name="Medium Shading 1 Accent 1" w:semiHidden="0" w:uiPriority="63" w:unhideWhenUsed="0"/>
-    <w:lsdException w:name="Medium Shading 2 Accent 1" w:semiHidden="0" w:uiPriority="64" w:unhideWhenUsed="0"/>
-    <w:lsdException w:name="Medium List 1 Accent 1" w:semiHidden="0" w:uiPriority="65" w:unhideWhenUsed="0"/>
-    <w:lsdException w:name="Revision" w:unhideWhenUsed="0"/>
-    <w:lsdException w:name="List Paragraph" w:semiHidden="0" w:uiPriority="34" w:unhideWhenUsed="0" w:qFormat="1"/>
-    <w:lsdException w:name="Quote" w:semiHidden="0" w:uiPriority="29" w:unhideWhenUsed="0" w:qFormat="1"/>
-    <w:lsdException w:name="Intense Quote" w:semiHidden="0" w:uiPriority="30" w:unhideWhenUsed="0" w:qFormat="1"/>
-    <w:lsdException w:name="Medium List 2 Accent 1" w:semiHidden="0" w:uiPriority="66" w:unhideWhenUsed="0"/>
-    <w:lsdException w:name="Medium Grid 1 Accent 1" w:semiHidden="0" w:uiPriority="67" w:unhideWhenUsed="0"/>
-    <w:lsdException w:name="Medium Grid 2 Accent 1" w:semiHidden="0" w:uiPriority="68" w:unhideWhenUsed="0"/>
-    <w:lsdException w:name="Medium Grid 3 Accent 1" w:semiHidden="0" w:uiPriority="69" w:unhideWhenUsed="0"/>
-    <w:lsdException w:name="Dark List Accent 1" w:semiHidden="0" w:uiPriority="70" w:unhideWhenUsed="0"/>
-    <w:lsdException w:name="Colorful Shading Accent 1" w:semiHidden="0" w:uiPriority="71" w:unhideWhenUsed="0"/>
-    <w:lsdException w:name="Colorful List Accent 1" w:semiHidden="0" w:uiPriority="72" w:unhideWhenUsed="0"/>
-    <w:lsdException w:name="Colorful Grid Accent 1" w:semiHidden="0" w:uiPriority="73" w:unhideWhenUsed="0"/>
-    <w:lsdException w:name="Light Shading Accent 2" w:semiHidden="0" w:uiPriority="60" w:unhideWhenUsed="0"/>
-    <w:lsdException w:name="Light List Accent 2" w:semiHidden="0" w:uiPriority="61" w:unhideWhenUsed="0"/>
-    <w:lsdException w:name="Light Grid Accent 2" w:semiHidden="0" w:uiPriority="62" w:unhideWhenUsed="0"/>
-    <w:lsdException w:name="Medium Shading 1 Accent 2" w:semiHidden="0" w:uiPriority="63" w:unhideWhenUsed="0"/>
-    <w:lsdException w:name="Medium Shading 2 Accent 2" w:semiHidden="0" w:uiPriority="64" w:unhideWhenUsed="0"/>
-    <w:lsdException w:name="Medium List 1 Accent 2" w:semiHidden="0" w:uiPriority="65" w:unhideWhenUsed="0"/>
-    <w:lsdException w:name="Medium List 2 Accent 2" w:semiHidden="0" w:uiPriority="66" w:unhideWhenUsed="0"/>
-    <w:lsdException w:name="Medium Grid 1 Accent 2" w:semiHidden="0" w:uiPriority="67" w:unhideWhenUsed="0"/>
-    <w:lsdException w:name="Medium Grid 2 Accent 2" w:semiHidden="0" w:uiPriority="68" w:unhideWhenUsed="0"/>
-    <w:lsdException w:name="Medium Grid 3 Accent 2" w:semiHidden="0" w:uiPriority="69" w:unhideWhenUsed="0"/>
-    <w:lsdException w:name="Dark List Accent 2" w:semiHidden="0" w:uiPriority="70" w:unhideWhenUsed="0"/>
-    <w:lsdException w:name="Colorful Shading Accent 2" w:semiHidden="0" w:uiPriority="71" w:unhideWhenUsed="0"/>
-    <w:lsdException w:name="Colorful List Accent 2" w:semiHidden="0" w:uiPriority="72" w:unhideWhenUsed="0"/>
-    <w:lsdException w:name="Colorful Grid Accent 2" w:semiHidden="0" w:uiPriority="73" w:unhideWhenUsed="0"/>
-    <w:lsdException w:name="Light Shading Accent 3" w:semiHidden="0" w:uiPriority="60" w:unhideWhenUsed="0"/>
-    <w:lsdException w:name="Light List Accent 3" w:semiHidden="0" w:uiPriority="61" w:unhideWhenUsed="0"/>
-    <w:lsdException w:name="Light Grid Accent 3" w:semiHidden="0" w:uiPriority="62" w:unhideWhenUsed="0"/>
-    <w:lsdException w:name="Medium Shading 1 Accent 3" w:semiHidden="0" w:uiPriority="63" w:unhideWhenUsed="0"/>
-    <w:lsdException w:name="Medium Shading 2 Accent 3" w:semiHidden="0" w:uiPriority="64" w:unhideWhenUsed="0"/>
-    <w:lsdException w:name="Medium List 1 Accent 3" w:semiHidden="0" w:uiPriority="65" w:unhideWhenUsed="0"/>
-    <w:lsdException w:name="Medium List 2 Accent 3" w:semiHidden="0" w:uiPriority="66" w:unhideWhenUsed="0"/>
-    <w:lsdException w:name="Medium Grid 1 Accent 3" w:semiHidden="0" w:uiPriority="67" w:unhideWhenUsed="0"/>
-    <w:lsdException w:name="Medium Grid 2 Accent 3" w:semiHidden="0" w:uiPriority="68" w:unhideWhenUsed="0"/>
-    <w:lsdException w:name="Medium Grid 3 Accent 3" w:semiHidden="0" w:uiPriority="69" w:unhideWhenUsed="0"/>
-    <w:lsdException w:name="Dark List Accent 3" w:semiHidden="0" w:uiPriority="70" w:unhideWhenUsed="0"/>
-    <w:lsdException w:name="Colorful Shading Accent 3" w:semiHidden="0" w:uiPriority="71" w:unhideWhenUsed="0"/>
-    <w:lsdException w:name="Colorful List Accent 3" w:semiHidden="0" w:uiPriority="72" w:unhideWhenUsed="0"/>
-    <w:lsdException w:name="Colorful Grid Accent 3" w:semiHidden="0" w:uiPriority="73" w:unhideWhenUsed="0"/>
-    <w:lsdException w:name="Light Shading Accent 4" w:semiHidden="0" w:uiPriority="60" w:unhideWhenUsed="0"/>
-    <w:lsdException w:name="Light List Accent 4" w:semiHidden="0" w:uiPriority="61" w:unhideWhenUsed="0"/>
-    <w:lsdException w:name="Light Grid Accent 4" w:semiHidden="0" w:uiPriority="62" w:unhideWhenUsed="0"/>
-    <w:lsdException w:name="Medium Shading 1 Accent 4" w:semiHidden="0" w:uiPriority="63" w:unhideWhenUsed="0"/>
-    <w:lsdException w:name="Medium Shading 2 Accent 4" w:semiHidden="0" w:uiPriority="64" w:unhideWhenUsed="0"/>
-    <w:lsdException w:name="Medium List 1 Accent 4" w:semiHidden="0" w:uiPriority="65" w:unhideWhenUsed="0"/>
-    <w:lsdException w:name="Medium List 2 Accent 4" w:semiHidden="0" w:uiPriority="66" w:unhideWhenUsed="0"/>
-    <w:lsdException w:name="Medium Grid 1 Accent 4" w:semiHidden="0" w:uiPriority="67" w:unhideWhenUsed="0"/>
-    <w:lsdException w:name="Medium Grid 2 Accent 4" w:semiHidden="0" w:uiPriority="68" w:unhideWhenUsed="0"/>
-    <w:lsdException w:name="Medium Grid 3 Accent 4" w:semiHidden="0" w:uiPriority="69" w:unhideWhenUsed="0"/>
-    <w:lsdException w:name="Dark List Accent 4" w:semiHidden="0" w:uiPriority="70" w:unhideWhenUsed="0"/>
-    <w:lsdException w:name="Colorful Shading Accent 4" w:semiHidden="0" w:uiPriority="71" w:unhideWhenUsed="0"/>
-    <w:lsdException w:name="Colorful List Accent 4" w:semiHidden="0" w:uiPriority="72" w:unhideWhenUsed="0"/>
-    <w:lsdException w:name="Colorful Grid Accent 4" w:semiHidden="0" w:uiPriority="73" w:unhideWhenUsed="0"/>
-    <w:lsdException w:name="Light Shading Accent 5" w:semiHidden="0" w:uiPriority="60" w:unhideWhenUsed="0"/>
-    <w:lsdException w:name="Light List Accent 5" w:semiHidden="0" w:uiPriority="61" w:unhideWhenUsed="0"/>
-    <w:lsdException w:name="Light Grid Accent 5" w:semiHidden="0" w:uiPriority="62" w:unhideWhenUsed="0"/>
-    <w:lsdException w:name="Medium Shading 1 Accent 5" w:semiHidden="0" w:uiPriority="63" w:unhideWhenUsed="0"/>
-    <w:lsdException w:name="Medium Shading 2 Accent 5" w:semiHidden="0" w:uiPriority="64" w:unhideWhenUsed="0"/>
-    <w:lsdException w:name="Medium List 1 Accent 5" w:semiHidden="0" w:uiPriority="65" w:unhideWhenUsed="0"/>
-    <w:lsdException w:name="Medium List 2 Accent 5" w:semiHidden="0" w:uiPriority="66" w:unhideWhenUsed="0"/>
-    <w:lsdException w:name="Medium Grid 1 Accent 5" w:semiHidden="0" w:uiPriority="67" w:unhideWhenUsed="0"/>
-    <w:lsdException w:name="Medium Grid 2 Accent 5" w:semiHidden="0" w:uiPriority="68" w:unhideWhenUsed="0"/>
-    <w:lsdException w:name="Medium Grid 3 Accent 5" w:semiHidden="0" w:uiPriority="69" w:unhideWhenUsed="0"/>
-    <w:lsdException w:name="Dark List Accent 5" w:semiHidden="0" w:uiPriority="70" w:unhideWhenUsed="0"/>
-    <w:lsdException w:name="Colorful Shading Accent 5" w:semiHidden="0" w:uiPriority="71" w:unhideWhenUsed="0"/>
-    <w:lsdException w:name="Colorful List Accent 5" w:semiHidden="0" w:uiPriority="72" w:unhideWhenUsed="0"/>
-    <w:lsdException w:name="Colorful Grid Accent 5" w:semiHidden="0" w:uiPriority="73" w:unhideWhenUsed="0"/>
-    <w:lsdException w:name="Light Shading Accent 6" w:semiHidden="0" w:uiPriority="60" w:unhideWhenUsed="0"/>
-    <w:lsdException w:name="Light List Accent 6" w:semiHidden="0" w:uiPriority="61" w:unhideWhenUsed="0"/>
-    <w:lsdException w:name="Light Grid Accent 6" w:semiHidden="0" w:uiPriority="62" w:unhideWhenUsed="0"/>
-    <w:lsdException w:name="Medium Shading 1 Accent 6" w:semiHidden="0" w:uiPriority="63" w:unhideWhenUsed="0"/>
-    <w:lsdException w:name="Medium Shading 2 Accent 6" w:semiHidden="0" w:uiPriority="64" w:unhideWhenUsed="0"/>
-    <w:lsdException w:name="Medium List 1 Accent 6" w:semiHidden="0" w:uiPriority="65" w:unhideWhenUsed="0"/>
-    <w:lsdException w:name="Medium List 2 Accent 6" w:semiHidden="0" w:uiPriority="66" w:unhideWhenUsed="0"/>
-    <w:lsdException w:name="Medium Grid 1 Accent 6" w:semiHidden="0" w:uiPriority="67" w:unhideWhenUsed="0"/>
-    <w:lsdException w:name="Medium Grid 2 Accent 6" w:semiHidden="0" w:uiPriority="68" w:unhideWhenUsed="0"/>
-    <w:lsdException w:name="Medium Grid 3 Accent 6" w:semiHidden="0" w:uiPriority="69" w:unhideWhenUsed="0"/>
-    <w:lsdException w:name="Dark List Accent 6" w:semiHidden="0" w:uiPriority="70" w:unhideWhenUsed="0"/>
-    <w:lsdException w:name="Colorful Shading Accent 6" w:semiHidden="0" w:uiPriority="71" w:unhideWhenUsed="0"/>
-    <w:lsdException w:name="Colorful List Accent 6" w:semiHidden="0" w:uiPriority="72" w:unhideWhenUsed="0"/>
-    <w:lsdException w:name="Colorful Grid Accent 6" w:semiHidden="0" w:uiPriority="73" w:unhideWhenUsed="0"/>
-    <w:lsdException w:name="Subtle Emphasis" w:semiHidden="0" w:uiPriority="19" w:unhideWhenUsed="0" w:qFormat="1"/>
-    <w:lsdException w:name="Intense Emphasis" w:semiHidden="0" w:uiPriority="21" w:unhideWhenUsed="0" w:qFormat="1"/>
-    <w:lsdException w:name="Subtle Reference" w:semiHidden="0" w:uiPriority="31" w:unhideWhenUsed="0" w:qFormat="1"/>
-    <w:lsdException w:name="Intense Reference" w:semiHidden="0" w:uiPriority="32" w:unhideWhenUsed="0" w:qFormat="1"/>
-    <w:lsdException w:name="Book Title" w:semiHidden="0" w:uiPriority="33" w:unhideWhenUsed="0" w:qFormat="1"/>
-    <w:lsdException w:name="Bibliography" w:uiPriority="37"/>
-    <w:lsdException w:name="TOC Heading" w:uiPriority="39" w:qFormat="1"/>
-  </w:latentStyles>
-  <w:style w:type="paragraph" w:default="1" w:styleId="a">
-    <w:name w:val="Normal"/>
-    <w:qFormat/>
-  </w:style>
-  <w:style w:type="character" w:default="1" w:styleId="a0">
-    <w:name w:val="Default Paragraph Font"/>
-    <w:uiPriority w:val="1"/>
-    <w:semiHidden/>
-    <w:unhideWhenUsed/>
-  </w:style>
-  <w:style w:type="table" w:default="1" w:styleId="a1">
-    <w:name w:val="Normal Table"/>
-    <w:uiPriority w:val="99"/>
-    <w:semiHidden/>
-    <w:unhideWhenUsed/>
-    <w:tblPr>
-      <w:tblInd w:w="0" w:type="dxa"/>
-      <w:tblCellMar>
-        <w:top w:w="0" w:type="dxa"/>
-        <w:left w:w="108" w:type="dxa"/>
-        <w:bottom w:w="0" w:type="dxa"/>
-        <w:right w:w="108" w:type="dxa"/>
-      </w:tblCellMar>
-    </w:tblPr>
-  </w:style>
-  <w:style w:type="numbering" w:default="1" w:styleId="a2">
-    <w:name w:val="No List"/>
-    <w:uiPriority w:val="99"/>
-    <w:semiHidden/>
-    <w:unhideWhenUsed/>
-  </w:style>
-  <w:style w:type="paragraph" w:styleId="a3">
-    <w:name w:val="List Paragraph"/>
-    <w:basedOn w:val="a"/>
-    <w:uiPriority w:val="34"/>
-    <w:qFormat/>
-    <w:rsid w:val="00903CD1"/>
-    <w:pPr>
-      <w:ind w:left="720"/>
-      <w:contextualSpacing/>
-    </w:pPr>
-  </w:style>
-  <w:style w:type="paragraph" w:styleId="a4">
-    <w:name w:val="Normal (Web)"/>
-    <w:basedOn w:val="a"/>
-    <w:uiPriority w:val="99"/>
-    <w:rsid w:val="00917566"/>
-    <w:pPr>
-      <w:spacing w:before="100" w:beforeAutospacing="1" w:after="100" w:afterAutospacing="1" w:line="240" w:lineRule="auto"/>
-      <w:jc w:val="both"/>
-    </w:pPr>
-    <w:rPr>
-      <w:rFonts w:ascii="Times New Roman" w:eastAsia="Times New Roman" w:hAnsi="Times New Roman" w:cs="Times New Roman"/>
-      <w:color w:val="000000"/>
-      <w:sz w:val="24"/>
-      <w:szCs w:val="24"/>
-      <w:lang w:eastAsia="ru-RU"/>
-    </w:rPr>
-  </w:style>
-  <w:style w:type="paragraph" w:customStyle="1" w:styleId="answer">
-    <w:name w:val="answer"/>
-    <w:basedOn w:val="a"/>
-    <w:rsid w:val="00917566"/>
-    <w:pPr>
-      <w:spacing w:before="100" w:beforeAutospacing="1" w:after="100" w:afterAutospacing="1" w:line="240" w:lineRule="auto"/>
-      <w:jc w:val="both"/>
-    </w:pPr>
-    <w:rPr>
-      <w:rFonts w:ascii="Times New Roman" w:eastAsia="Times New Roman" w:hAnsi="Times New Roman" w:cs="Times New Roman"/>
-      <w:color w:val="000000"/>
-      <w:sz w:val="24"/>
-      <w:szCs w:val="24"/>
-      <w:lang w:eastAsia="ru-RU"/>
-    </w:rPr>
-  </w:style>
-  <w:style w:type="character" w:styleId="HTML">
-    <w:name w:val="HTML Code"/>
-    <w:basedOn w:val="a0"/>
-    <w:rsid w:val="00917566"/>
-    <w:rPr>
-      <w:rFonts w:ascii="Courier New" w:eastAsia="Times New Roman" w:hAnsi="Courier New" w:cs="Courier New"/>
-      <w:sz w:val="20"/>
-      <w:szCs w:val="20"/>
-    </w:rPr>
-  </w:style>
-  <w:style w:type="character" w:styleId="a5">
-    <w:name w:val="Strong"/>
-    <w:basedOn w:val="a0"/>
-    <w:qFormat/>
-    <w:rsid w:val="00917566"/>
-    <w:rPr>
-      <w:b/>
-      <w:bCs/>
-    </w:rPr>
-  </w:style>
-  <w:style w:type="paragraph" w:styleId="a6">
-    <w:name w:val="Balloon Text"/>
-    <w:basedOn w:val="a"/>
-    <w:link w:val="a7"/>
-    <w:uiPriority w:val="99"/>
-    <w:semiHidden/>
-    <w:unhideWhenUsed/>
-    <w:rsid w:val="003810CD"/>
-    <w:pPr>
-      <w:spacing w:after="0" w:line="240" w:lineRule="auto"/>
-    </w:pPr>
-    <w:rPr>
-      <w:rFonts w:ascii="Tahoma" w:hAnsi="Tahoma" w:cs="Tahoma"/>
-      <w:sz w:val="16"/>
-      <w:szCs w:val="16"/>
-    </w:rPr>
-  </w:style>
-  <w:style w:type="character" w:customStyle="1" w:styleId="a7">
-    <w:name w:val="Текст выноски Знак"/>
-    <w:basedOn w:val="a0"/>
-    <w:link w:val="a6"/>
-    <w:uiPriority w:val="99"/>
-    <w:semiHidden/>
-    <w:rsid w:val="003810CD"/>
-    <w:rPr>
-      <w:rFonts w:ascii="Tahoma" w:hAnsi="Tahoma" w:cs="Tahoma"/>
-      <w:sz w:val="16"/>
-      <w:szCs w:val="16"/>
-    </w:rPr>
-  </w:style>
-</w:styles>
-</file>
-
-<file path=word/stylesWithEffects.xml><?xml version="1.0" encoding="utf-8"?>
-<w:styles xmlns:wpc="http://schemas.microsoft.com/office/word/2010/wordprocessingCanvas" xmlns:mc="http://schemas.openxmlformats.org/markup-compatibility/2006" xmlns:o="urn:schemas-microsoft-com:office:office" xmlns:r="http://schemas.openxmlformats.org/officeDocument/2006/relationships" xmlns:m="http://schemas.openxmlformats.org/officeDocument/2006/math" xmlns:v="urn:schemas-microsoft-com:vml" xmlns:wp14="http://schemas.microsoft.com/office/word/2010/wordprocessingDrawing" xmlns:wp="http://schemas.openxmlformats.org/drawingml/2006/wordprocessingDrawing" xmlns:w10="urn:schemas-microsoft-com:office:word" xmlns:w="http://schemas.openxmlformats.org/wordprocessingml/2006/main" xmlns:w14="http://schemas.microsoft.com/office/word/2010/wordml" xmlns:wpg="http://schemas.microsoft.com/office/word/2010/wordprocessingGroup" xmlns:wpi="http://schemas.microsoft.com/office/word/2010/wordprocessingInk" xmlns:wne="http://schemas.microsoft.com/office/word/2006/wordml" xmlns:wps="http://schemas.microsoft.com/office/word/2010/wordprocessingShape" mc:Ignorable="w14 wp14">
-  <w:docDefaults>
-    <w:rPrDefault>
-      <w:rPr>
-        <w:rFonts w:asciiTheme="minorHAnsi" w:eastAsiaTheme="minorHAnsi" w:hAnsiTheme="minorHAnsi" w:cstheme="minorBidi"/>
-        <w:sz w:val="22"/>
-        <w:szCs w:val="22"/>
-        <w:lang w:val="ru-RU" w:eastAsia="en-US" w:bidi="ar-SA"/>
-      </w:rPr>
-    </w:rPrDefault>
-    <w:pPrDefault>
-      <w:pPr>
-        <w:spacing w:after="160" w:line="259" w:lineRule="auto"/>
-      </w:pPr>
-    </w:pPrDefault>
-  </w:docDefaults>
-  <w:latentStyles w:defLockedState="0" w:defUIPriority="99" w:defSemiHidden="1" w:defUnhideWhenUsed="1" w:defQFormat="0" w:count="267">
-    <w:lsdException w:name="Normal" w:semiHidden="0" w:uiPriority="0" w:unhideWhenUsed="0" w:qFormat="1"/>
-    <w:lsdException w:name="heading 1" w:semiHidden="0" w:uiPriority="9" w:unhideWhenUsed="0" w:qFormat="1"/>
-    <w:lsdException w:name="heading 2" w:uiPriority="9" w:qFormat="1"/>
-    <w:lsdException w:name="heading 3" w:uiPriority="9" w:qFormat="1"/>
-    <w:lsdException w:name="heading 4" w:uiPriority="9" w:qFormat="1"/>
-    <w:lsdException w:name="heading 5" w:uiPriority="9" w:qFormat="1"/>
-    <w:lsdException w:name="heading 6" w:uiPriority="9" w:qFormat="1"/>
-    <w:lsdException w:name="heading 7" w:uiPriority="9" w:qFormat="1"/>
-    <w:lsdException w:name="heading 8" w:uiPriority="9" w:qFormat="1"/>
-    <w:lsdException w:name="heading 9" w:uiPriority="9" w:qFormat="1"/>
-    <w:lsdException w:name="toc 1" w:uiPriority="39"/>
-    <w:lsdException w:name="toc 2" w:uiPriority="39"/>
-    <w:lsdException w:name="toc 3" w:uiPriority="39"/>
-    <w:lsdException w:name="toc 4" w:uiPriority="39"/>
-    <w:lsdException w:name="toc 5" w:uiPriority="39"/>
-    <w:lsdException w:name="toc 6" w:uiPriority="39"/>
-    <w:lsdException w:name="toc 7" w:uiPriority="39"/>
-    <w:lsdException w:name="toc 8" w:uiPriority="39"/>
-    <w:lsdException w:name="toc 9" w:uiPriority="39"/>
-    <w:lsdException w:name="caption" w:uiPriority="35" w:qFormat="1"/>
-    <w:lsdException w:name="Title" w:semiHidden="0" w:uiPriority="10" w:unhideWhenUsed="0" w:qFormat="1"/>
-    <w:lsdException w:name="Default Paragraph Font" w:uiPriority="1"/>
-    <w:lsdException w:name="Subtitle" w:semiHidden="0" w:uiPriority="11" w:unhideWhenUsed="0" w:qFormat="1"/>
-    <w:lsdException w:name="Strong" w:semiHidden="0" w:uiPriority="0" w:unhideWhenUsed="0" w:qFormat="1"/>
-    <w:lsdException w:name="Emphasis" w:semiHidden="0" w:uiPriority="20" w:unhideWhenUsed="0" w:qFormat="1"/>
-    <w:lsdException w:name="HTML Code" w:uiPriority="0"/>
-    <w:lsdException w:name="Table Grid" w:semiHidden="0" w:uiPriority="39" w:unhideWhenUsed="0"/>
-    <w:lsdException w:name="Placeholder Text" w:unhideWhenUsed="0"/>
-    <w:lsdException w:name="No Spacing" w:semiHidden="0" w:uiPriority="1" w:unhideWhenUsed="0" w:qFormat="1"/>
-    <w:lsdException w:name="Light Shading" w:semiHidden="0" w:uiPriority="60" w:unhideWhenUsed="0"/>
-    <w:lsdException w:name="Light List" w:semiHidden="0" w:uiPriority="61" w:unhideWhenUsed="0"/>
-    <w:lsdException w:name="Light Grid" w:semiHidden="0" w:uiPriority="62" w:unhideWhenUsed="0"/>
-    <w:lsdException w:name="Medium Shading 1" w:semiHidden="0" w:uiPriority="63" w:unhideWhenUsed="0"/>
-    <w:lsdException w:name="Medium Shading 2" w:semiHidden="0" w:uiPriority="64" w:unhideWhenUsed="0"/>
-    <w:lsdException w:name="Medium List 1" w:semiHidden="0" w:uiPriority="65" w:unhideWhenUsed="0"/>
-    <w:lsdException w:name="Medium List 2" w:semiHidden="0" w:uiPriority="66" w:unhideWhenUsed="0"/>
-    <w:lsdException w:name="Medium Grid 1" w:semiHidden="0" w:uiPriority="67" w:unhideWhenUsed="0"/>
-    <w:lsdException w:name="Medium Grid 2" w:semiHidden="0" w:uiPriority="68" w:unhideWhenUsed="0"/>
-    <w:lsdException w:name="Medium Grid 3" w:semiHidden="0" w:uiPriority="69" w:unhideWhenUsed="0"/>
-    <w:lsdException w:name="Dark List" w:semiHidden="0" w:uiPriority="70" w:unhideWhenUsed="0"/>
-    <w:lsdException w:name="Colorful Shading" w:semiHidden="0" w:uiPriority="71" w:unhideWhenUsed="0"/>
-    <w:lsdException w:name="Colorful List" w:semiHidden="0" w:uiPriority="72" w:unhideWhenUsed="0"/>
-    <w:lsdException w:name="Colorful Grid" w:semiHidden="0" w:uiPriority="73" w:unhideWhenUsed="0"/>
-    <w:lsdException w:name="Light Shading Accent 1" w:semiHidden="0" w:uiPriority="60" w:unhideWhenUsed="0"/>
-    <w:lsdException w:name="Light List Accent 1" w:semiHidden="0" w:uiPriority="61" w:unhideWhenUsed="0"/>
-    <w:lsdException w:name="Light Grid Accent 1" w:semiHidden="0" w:uiPriority="62" w:unhideWhenUsed="0"/>
-    <w:lsdException w:name="Medium Shading 1 Accent 1" w:semiHidden="0" w:uiPriority="63" w:unhideWhenUsed="0"/>
-    <w:lsdException w:name="Medium Shading 2 Accent 1" w:semiHidden="0" w:uiPriority="64" w:unhideWhenUsed="0"/>
-    <w:lsdException w:name="Medium List 1 Accent 1" w:semiHidden="0" w:uiPriority="65" w:unhideWhenUsed="0"/>
-    <w:lsdException w:name="Revision" w:unhideWhenUsed="0"/>
-    <w:lsdException w:name="List Paragraph" w:semiHidden="0" w:uiPriority="34" w:unhideWhenUsed="0" w:qFormat="1"/>
-    <w:lsdException w:name="Quote" w:semiHidden="0" w:uiPriority="29" w:unhideWhenUsed="0" w:qFormat="1"/>
-    <w:lsdException w:name="Intense Quote" w:semiHidden="0" w:uiPriority="30" w:unhideWhenUsed="0" w:qFormat="1"/>
-    <w:lsdException w:name="Medium List 2 Accent 1" w:semiHidden="0" w:uiPriority="66" w:unhideWhenUsed="0"/>
-    <w:lsdException w:name="Medium Grid 1 Accent 1" w:semiHidden="0" w:uiPriority="67" w:unhideWhenUsed="0"/>
-    <w:lsdException w:name="Medium Grid 2 Accent 1" w:semiHidden="0" w:uiPriority="68" w:unhideWhenUsed="0"/>
-    <w:lsdException w:name="Medium Grid 3 Accent 1" w:semiHidden="0" w:uiPriority="69" w:unhideWhenUsed="0"/>
-    <w:lsdException w:name="Dark List Accent 1" w:semiHidden="0" w:uiPriority="70" w:unhideWhenUsed="0"/>
-    <w:lsdException w:name="Colorful Shading Accent 1" w:semiHidden="0" w:uiPriority="71" w:unhideWhenUsed="0"/>
-    <w:lsdException w:name="Colorful List Accent 1" w:semiHidden="0" w:uiPriority="72" w:unhideWhenUsed="0"/>
-    <w:lsdException w:name="Colorful Grid Accent 1" w:semiHidden="0" w:uiPriority="73" w:unhideWhenUsed="0"/>
-    <w:lsdException w:name="Light Shading Accent 2" w:semiHidden="0" w:uiPriority="60" w:unhideWhenUsed="0"/>
-    <w:lsdException w:name="Light List Accent 2" w:semiHidden="0" w:uiPriority="61" w:unhideWhenUsed="0"/>
-    <w:lsdException w:name="Light Grid Accent 2" w:semiHidden="0" w:uiPriority="62" w:unhideWhenUsed="0"/>
-    <w:lsdException w:name="Medium Shading 1 Accent 2" w:semiHidden="0" w:uiPriority="63" w:unhideWhenUsed="0"/>
-    <w:lsdException w:name="Medium Shading 2 Accent 2" w:semiHidden="0" w:uiPriority="64" w:unhideWhenUsed="0"/>
-    <w:lsdException w:name="Medium List 1 Accent 2" w:semiHidden="0" w:uiPriority="65" w:unhideWhenUsed="0"/>
-    <w:lsdException w:name="Medium List 2 Accent 2" w:semiHidden="0" w:uiPriority="66" w:unhideWhenUsed="0"/>
-    <w:lsdException w:name="Medium Grid 1 Accent 2" w:semiHidden="0" w:uiPriority="67" w:unhideWhenUsed="0"/>
-    <w:lsdException w:name="Medium Grid 2 Accent 2" w:semiHidden="0" w:uiPriority="68" w:unhideWhenUsed="0"/>
-    <w:lsdException w:name="Medium Grid 3 Accent 2" w:semiHidden="0" w:uiPriority="69" w:unhideWhenUsed="0"/>
-    <w:lsdException w:name="Dark List Accent 2" w:semiHidden="0" w:uiPriority="70" w:unhideWhenUsed="0"/>
-    <w:lsdException w:name="Colorful Shading Accent 2" w:semiHidden="0" w:uiPriority="71" w:unhideWhenUsed="0"/>
-    <w:lsdException w:name="Colorful List Accent 2" w:semiHidden="0" w:uiPriority="72" w:unhideWhenUsed="0"/>
-    <w:lsdException w:name="Colorful Grid Accent 2" w:semiHidden="0" w:uiPriority="73" w:unhideWhenUsed="0"/>
-    <w:lsdException w:name="Light Shading Accent 3" w:semiHidden="0" w:uiPriority="60" w:unhideWhenUsed="0"/>
-    <w:lsdException w:name="Light List Accent 3" w:semiHidden="0" w:uiPriority="61" w:unhideWhenUsed="0"/>
-    <w:lsdException w:name="Light Grid Accent 3" w:semiHidden="0" w:uiPriority="62" w:unhideWhenUsed="0"/>
-    <w:lsdException w:name="Medium Shading 1 Accent 3" w:semiHidden="0" w:uiPriority="63" w:unhideWhenUsed="0"/>
-    <w:lsdException w:name="Medium Shading 2 Accent 3" w:semiHidden="0" w:uiPriority="64" w:unhideWhenUsed="0"/>
-    <w:lsdException w:name="Medium List 1 Accent 3" w:semiHidden="0" w:uiPriority="65" w:unhideWhenUsed="0"/>
-    <w:lsdException w:name="Medium List 2 Accent 3" w:semiHidden="0" w:uiPriority="66" w:unhideWhenUsed="0"/>
-    <w:lsdException w:name="Medium Grid 1 Accent 3" w:semiHidden="0" w:uiPriority="67" w:unhideWhenUsed="0"/>
-    <w:lsdException w:name="Medium Grid 2 Accent 3" w:semiHidden="0" w:uiPriority="68" w:unhideWhenUsed="0"/>
-    <w:lsdException w:name="Medium Grid 3 Accent 3" w:semiHidden="0" w:uiPriority="69" w:unhideWhenUsed="0"/>
-    <w:lsdException w:name="Dark List Accent 3" w:semiHidden="0" w:uiPriority="70" w:unhideWhenUsed="0"/>
-    <w:lsdException w:name="Colorful Shading Accent 3" w:semiHidden="0" w:uiPriority="71" w:unhideWhenUsed="0"/>
-    <w:lsdException w:name="Colorful List Accent 3" w:semiHidden="0" w:uiPriority="72" w:unhideWhenUsed="0"/>
-    <w:lsdException w:name="Colorful Grid Accent 3" w:semiHidden="0" w:uiPriority="73" w:unhideWhenUsed="0"/>
-    <w:lsdException w:name="Light Shading Accent 4" w:semiHidden="0" w:uiPriority="60" w:unhideWhenUsed="0"/>
-    <w:lsdException w:name="Light List Accent 4" w:semiHidden="0" w:uiPriority="61" w:unhideWhenUsed="0"/>
-    <w:lsdException w:name="Light Grid Accent 4" w:semiHidden="0" w:uiPriority="62" w:unhideWhenUsed="0"/>
-    <w:lsdException w:name="Medium Shading 1 Accent 4" w:semiHidden="0" w:uiPriority="63" w:unhideWhenUsed="0"/>
-    <w:lsdException w:name="Medium Shading 2 Accent 4" w:semiHidden="0" w:uiPriority="64" w:unhideWhenUsed="0"/>
-    <w:lsdException w:name="Medium List 1 Accent 4" w:semiHidden="0" w:uiPriority="65" w:unhideWhenUsed="0"/>
-    <w:lsdException w:name="Medium List 2 Accent 4" w:semiHidden="0" w:uiPriority="66" w:unhideWhenUsed="0"/>
-    <w:lsdException w:name="Medium Grid 1 Accent 4" w:semiHidden="0" w:uiPriority="67" w:unhideWhenUsed="0"/>
-    <w:lsdException w:name="Medium Grid 2 Accent 4" w:semiHidden="0" w:uiPriority="68" w:unhideWhenUsed="0"/>
-    <w:lsdException w:name="Medium Grid 3 Accent 4" w:semiHidden="0" w:uiPriority="69" w:unhideWhenUsed="0"/>
-    <w:lsdException w:name="Dark List Accent 4" w:semiHidden="0" w:uiPriority="70" w:unhideWhenUsed="0"/>
-    <w:lsdException w:name="Colorful Shading Accent 4" w:semiHidden="0" w:uiPriority="71" w:unhideWhenUsed="0"/>
-    <w:lsdException w:name="Colorful List Accent 4" w:semiHidden="0" w:uiPriority="72" w:unhideWhenUsed="0"/>
-    <w:lsdException w:name="Colorful Grid Accent 4" w:semiHidden="0" w:uiPriority="73" w:unhideWhenUsed="0"/>
-    <w:lsdException w:name="Light Shading Accent 5" w:semiHidden="0" w:uiPriority="60" w:unhideWhenUsed="0"/>
-    <w:lsdException w:name="Light List Accent 5" w:semiHidden="0" w:uiPriority="61" w:unhideWhenUsed="0"/>
-    <w:lsdException w:name="Light Grid Accent 5" w:semiHidden="0" w:uiPriority="62" w:unhideWhenUsed="0"/>
-    <w:lsdException w:name="Medium Shading 1 Accent 5" w:semiHidden="0" w:uiPriority="63" w:unhideWhenUsed="0"/>
-    <w:lsdException w:name="Medium Shading 2 Accent 5" w:semiHidden="0" w:uiPriority="64" w:unhideWhenUsed="0"/>
-    <w:lsdException w:name="Medium List 1 Accent 5" w:semiHidden="0" w:uiPriority="65" w:unhideWhenUsed="0"/>
-    <w:lsdException w:name="Medium List 2 Accent 5" w:semiHidden="0" w:uiPriority="66" w:unhideWhenUsed="0"/>
-    <w:lsdException w:name="Medium Grid 1 Accent 5" w:semiHidden="0" w:uiPriority="67" w:unhideWhenUsed="0"/>
-    <w:lsdException w:name="Medium Grid 2 Accent 5" w:semiHidden="0" w:uiPriority="68" w:unhideWhenUsed="0"/>
-    <w:lsdException w:name="Medium Grid 3 Accent 5" w:semiHidden="0" w:uiPriority="69" w:unhideWhenUsed="0"/>
-    <w:lsdException w:name="Dark List Accent 5" w:semiHidden="0" w:uiPriority="70" w:unhideWhenUsed="0"/>
-    <w:lsdException w:name="Colorful Shading Accent 5" w:semiHidden="0" w:uiPriority="71" w:unhideWhenUsed="0"/>
-    <w:lsdException w:name="Colorful List Accent 5" w:semiHidden="0" w:uiPriority="72" w:unhideWhenUsed="0"/>
-    <w:lsdException w:name="Colorful Grid Accent 5" w:semiHidden="0" w:uiPriority="73" w:unhideWhenUsed="0"/>
-    <w:lsdException w:name="Light Shading Accent 6" w:semiHidden="0" w:uiPriority="60" w:unhideWhenUsed="0"/>
-    <w:lsdException w:name="Light List Accent 6" w:semiHidden="0" w:uiPriority="61" w:unhideWhenUsed="0"/>
-    <w:lsdException w:name="Light Grid Accent 6" w:semiHidden="0" w:uiPriority="62" w:unhideWhenUsed="0"/>
-    <w:lsdException w:name="Medium Shading 1 Accent 6" w:semiHidden="0" w:uiPriority="63" w:unhideWhenUsed="0"/>
-    <w:lsdException w:name="Medium Shading 2 Accent 6" w:semiHidden="0" w:uiPriority="64" w:unhideWhenUsed="0"/>
-    <w:lsdException w:name="Medium List 1 Accent 6" w:semiHidden="0" w:uiPriority="65" w:unhideWhenUsed="0"/>
-    <w:lsdException w:name="Medium List 2 Accent 6" w:semiHidden="0" w:uiPriority="66" w:unhideWhenUsed="0"/>
-    <w:lsdException w:name="Medium Grid 1 Accent 6" w:semiHidden="0" w:uiPriority="67" w:unhideWhenUsed="0"/>
-    <w:lsdException w:name="Medium Grid 2 Accent 6" w:semiHidden="0" w:uiPriority="68" w:unhideWhenUsed="0"/>
-    <w:lsdException w:name="Medium Grid 3 Accent 6" w:semiHidden="0" w:uiPriority="69" w:unhideWhenUsed="0"/>
-    <w:lsdException w:name="Dark List Accent 6" w:semiHidden="0" w:uiPriority="70" w:unhideWhenUsed="0"/>
-    <w:lsdException w:name="Colorful Shading Accent 6" w:semiHidden="0" w:uiPriority="71" w:unhideWhenUsed="0"/>
-    <w:lsdException w:name="Colorful List Accent 6" w:semiHidden="0" w:uiPriority="72" w:unhideWhenUsed="0"/>
-    <w:lsdException w:name="Colorful Grid Accent 6" w:semiHidden="0" w:uiPriority="73" w:unhideWhenUsed="0"/>
-    <w:lsdException w:name="Subtle Emphasis" w:semiHidden="0" w:uiPriority="19" w:unhideWhenUsed="0" w:qFormat="1"/>
-    <w:lsdException w:name="Intense Emphasis" w:semiHidden="0" w:uiPriority="21" w:unhideWhenUsed="0" w:qFormat="1"/>
-    <w:lsdException w:name="Subtle Reference" w:semiHidden="0" w:uiPriority="31" w:unhideWhenUsed="0" w:qFormat="1"/>
-    <w:lsdException w:name="Intense Reference" w:semiHidden="0" w:uiPriority="32" w:unhideWhenUsed="0" w:qFormat="1"/>
-    <w:lsdException w:name="Book Title" w:semiHidden="0" w:uiPriority="33" w:unhideWhenUsed="0" w:qFormat="1"/>
-    <w:lsdException w:name="Bibliography" w:uiPriority="37"/>
-    <w:lsdException w:name="TOC Heading" w:uiPriority="39" w:qFormat="1"/>
+  <w:latentStyles w:defLockedState="0" w:defUIPriority="99" w:defSemiHidden="0" w:defUnhideWhenUsed="0" w:defQFormat="0" w:count="376">
+    <w:lsdException w:name="Normal" w:uiPriority="0" w:qFormat="1"/>
+    <w:lsdException w:name="heading 1" w:uiPriority="9" w:qFormat="1"/>
+    <w:lsdException w:name="heading 2" w:semiHidden="1" w:uiPriority="9" w:unhideWhenUsed="1" w:qFormat="1"/>
+    <w:lsdException w:name="heading 3" w:semiHidden="1" w:uiPriority="9" w:unhideWhenUsed="1" w:qFormat="1"/>
+    <w:lsdException w:name="heading 4" w:semiHidden="1" w:uiPriority="9" w:unhideWhenUsed="1" w:qFormat="1"/>
+    <w:lsdException w:name="heading 5" w:semiHidden="1" w:uiPriority="9" w:unhideWhenUsed="1" w:qFormat="1"/>
+    <w:lsdException w:name="heading 6" w:semiHidden="1" w:uiPriority="9" w:unhideWhenUsed="1" w:qFormat="1"/>
+    <w:lsdException w:name="heading 7" w:semiHidden="1" w:uiPriority="9" w:unhideWhenUsed="1" w:qFormat="1"/>
+    <w:lsdException w:name="heading 8" w:semiHidden="1" w:uiPriority="9" w:unhideWhenUsed="1" w:qFormat="1"/>
+    <w:lsdException w:name="heading 9" w:semiHidden="1" w:uiPriority="9" w:unhideWhenUsed="1" w:qFormat="1"/>
+    <w:lsdException w:name="index 1" w:semiHidden="1" w:unhideWhenUsed="1"/>
+    <w:lsdException w:name="index 2" w:semiHidden="1" w:unhideWhenUsed="1"/>
+    <w:lsdException w:name="index 3" w:semiHidden="1" w:unhideWhenUsed="1"/>
+    <w:lsdException w:name="index 4" w:semiHidden="1" w:unhideWhenUsed="1"/>
+    <w:lsdException w:name="index 5" w:semiHidden="1" w:unhideWhenUsed="1"/>
+    <w:lsdException w:name="index 6" w:semiHidden="1" w:unhideWhenUsed="1"/>
+    <w:lsdException w:name="index 7" w:semiHidden="1" w:unhideWhenUsed="1"/>
+    <w:lsdException w:name="index 8" w:semiHidden="1" w:unhideWhenUsed="1"/>
+    <w:lsdException w:name="index 9" w:semiHidden="1" w:unhideWhenUsed="1"/>
+    <w:lsdException w:name="toc 1" w:semiHidden="1" w:uiPriority="39" w:unhideWhenUsed="1"/>
+    <w:lsdException w:name="toc 2" w:semiHidden="1" w:uiPriority="39" w:unhideWhenUsed="1"/>
+    <w:lsdException w:name="toc 3" w:semiHidden="1" w:uiPriority="39" w:unhideWhenUsed="1"/>
+    <w:lsdException w:name="toc 4" w:semiHidden="1" w:uiPriority="39" w:unhideWhenUsed="1"/>
+    <w:lsdException w:name="toc 5" w:semiHidden="1" w:uiPriority="39" w:unhideWhenUsed="1"/>
+    <w:lsdException w:name="toc 6" w:semiHidden="1" w:uiPriority="39" w:unhideWhenUsed="1"/>
+    <w:lsdException w:name="toc 7" w:semiHidden="1" w:uiPriority="39" w:unhideWhenUsed="1"/>
+    <w:lsdException w:name="toc 8" w:semiHidden="1" w:uiPriority="39" w:unhideWhenUsed="1"/>
+    <w:lsdException w:name="toc 9" w:semiHidden="1" w:uiPriority="39" w:unhideWhenUsed="1"/>
+    <w:lsdException w:name="Normal Indent" w:semiHidden="1" w:unhideWhenUsed="1"/>
+    <w:lsdException w:name="footnote text" w:semiHidden="1" w:unhideWhenUsed="1"/>
+    <w:lsdException w:name="annotation text" w:semiHidden="1" w:unhideWhenUsed="1"/>
+    <w:lsdException w:name="header" w:semiHidden="1" w:unhideWhenUsed="1"/>
+    <w:lsdException w:name="footer" w:semiHidden="1" w:unhideWhenUsed="1"/>
+    <w:lsdException w:name="index heading" w:semiHidden="1" w:unhideWhenUsed="1"/>
+    <w:lsdException w:name="caption" w:semiHidden="1" w:uiPriority="35" w:unhideWhenUsed="1" w:qFormat="1"/>
+    <w:lsdException w:name="table of figures" w:semiHidden="1" w:unhideWhenUsed="1"/>
+    <w:lsdException w:name="envelope address" w:semiHidden="1" w:unhideWhenUsed="1"/>
+    <w:lsdException w:name="envelope return" w:semiHidden="1" w:unhideWhenUsed="1"/>
+    <w:lsdException w:name="footnote reference" w:semiHidden="1" w:unhideWhenUsed="1"/>
+    <w:lsdException w:name="annotation reference" w:semiHidden="1" w:unhideWhenUsed="1"/>
+    <w:lsdException w:name="line number" w:semiHidden="1" w:unhideWhenUsed="1"/>
+    <w:lsdException w:name="page number" w:semiHidden="1" w:unhideWhenUsed="1"/>
+    <w:lsdException w:name="endnote reference" w:semiHidden="1" w:unhideWhenUsed="1"/>
+    <w:lsdException w:name="endnote text" w:semiHidden="1" w:unhideWhenUsed="1"/>
+    <w:lsdException w:name="table of authorities" w:semiHidden="1" w:unhideWhenUsed="1"/>
+    <w:lsdException w:name="macro" w:semiHidden="1" w:unhideWhenUsed="1"/>
+    <w:lsdException w:name="toa heading" w:semiHidden="1" w:unhideWhenUsed="1"/>
+    <w:lsdException w:name="List" w:semiHidden="1" w:unhideWhenUsed="1"/>
+    <w:lsdException w:name="List Bullet" w:semiHidden="1" w:unhideWhenUsed="1"/>
+    <w:lsdException w:name="List Number" w:semiHidden="1" w:unhideWhenUsed="1"/>
+    <w:lsdException w:name="List 2" w:semiHidden="1" w:unhideWhenUsed="1"/>
+    <w:lsdException w:name="List 3" w:semiHidden="1" w:unhideWhenUsed="1"/>
+    <w:lsdException w:name="List 4" w:semiHidden="1" w:unhideWhenUsed="1"/>
+    <w:lsdException w:name="List 5" w:semiHidden="1" w:unhideWhenUsed="1"/>
+    <w:lsdException w:name="List Bullet 2" w:semiHidden="1" w:unhideWhenUsed="1"/>
+    <w:lsdException w:name="List Bullet 3" w:semiHidden="1" w:unhideWhenUsed="1"/>
+    <w:lsdException w:name="List Bullet 4" w:semiHidden="1" w:unhideWhenUsed="1"/>
+    <w:lsdException w:name="List Bullet 5" w:semiHidden="1" w:unhideWhenUsed="1"/>
+    <w:lsdException w:name="List Number 2" w:semiHidden="1" w:unhideWhenUsed="1"/>
+    <w:lsdException w:name="List Number 3" w:semiHidden="1" w:unhideWhenUsed="1"/>
+    <w:lsdException w:name="List Number 4" w:semiHidden="1" w:unhideWhenUsed="1"/>
+    <w:lsdException w:name="List Number 5" w:semiHidden="1" w:unhideWhenUsed="1"/>
+    <w:lsdException w:name="Title" w:uiPriority="10" w:qFormat="1"/>
+    <w:lsdException w:name="Closing" w:semiHidden="1" w:unhideWhenUsed="1"/>
+    <w:lsdException w:name="Signature" w:semiHidden="1" w:unhideWhenUsed="1"/>
+    <w:lsdException w:name="Default Paragraph Font" w:semiHidden="1" w:uiPriority="1" w:unhideWhenUsed="1"/>
+    <w:lsdException w:name="Body Text" w:semiHidden="1" w:unhideWhenUsed="1"/>
+    <w:lsdException w:name="Body Text Indent" w:semiHidden="1" w:unhideWhenUsed="1"/>
+    <w:lsdException w:name="List Continue" w:semiHidden="1" w:unhideWhenUsed="1"/>
+    <w:lsdException w:name="List Continue 2" w:semiHidden="1" w:unhideWhenUsed="1"/>
+    <w:lsdException w:name="List Continue 3" w:semiHidden="1" w:unhideWhenUsed="1"/>
+    <w:lsdException w:name="List Continue 4" w:semiHidden="1" w:unhideWhenUsed="1"/>
+    <w:lsdException w:name="List Continue 5" w:semiHidden="1" w:unhideWhenUsed="1"/>
+    <w:lsdException w:name="Message Header" w:semiHidden="1" w:unhideWhenUsed="1"/>
+    <w:lsdException w:name="Subtitle" w:uiPriority="11" w:qFormat="1"/>
+    <w:lsdException w:name="Salutation" w:semiHidden="1" w:unhideWhenUsed="1"/>
+    <w:lsdException w:name="Date" w:semiHidden="1" w:unhideWhenUsed="1"/>
+    <w:lsdException w:name="Body Text First Indent" w:semiHidden="1" w:unhideWhenUsed="1"/>
+    <w:lsdException w:name="Body Text First Indent 2" w:semiHidden="1" w:unhideWhenUsed="1"/>
+    <w:lsdException w:name="Note Heading" w:semiHidden="1" w:unhideWhenUsed="1"/>
+    <w:lsdException w:name="Body Text 2" w:semiHidden="1" w:unhideWhenUsed="1"/>
+    <w:lsdException w:name="Body Text 3" w:semiHidden="1" w:unhideWhenUsed="1"/>
+    <w:lsdException w:name="Body Text Indent 2" w:semiHidden="1" w:unhideWhenUsed="1"/>
+    <w:lsdException w:name="Body Text Indent 3" w:semiHidden="1" w:unhideWhenUsed="1"/>
+    <w:lsdException w:name="Block Text" w:semiHidden="1" w:unhideWhenUsed="1"/>
+    <w:lsdException w:name="Hyperlink" w:semiHidden="1" w:unhideWhenUsed="1"/>
+    <w:lsdException w:name="FollowedHyperlink" w:semiHidden="1" w:unhideWhenUsed="1"/>
+    <w:lsdException w:name="Strong" w:uiPriority="0" w:qFormat="1"/>
+    <w:lsdException w:name="Emphasis" w:uiPriority="20" w:qFormat="1"/>
+    <w:lsdException w:name="Document Map" w:semiHidden="1" w:unhideWhenUsed="1"/>
+    <w:lsdException w:name="Plain Text" w:semiHidden="1" w:unhideWhenUsed="1"/>
+    <w:lsdException w:name="E-mail Signature" w:semiHidden="1" w:unhideWhenUsed="1"/>
+    <w:lsdException w:name="HTML Top of Form" w:semiHidden="1" w:unhideWhenUsed="1"/>
+    <w:lsdException w:name="HTML Bottom of Form" w:semiHidden="1" w:unhideWhenUsed="1"/>
+    <w:lsdException w:name="Normal (Web)" w:semiHidden="1" w:unhideWhenUsed="1"/>
+    <w:lsdException w:name="HTML Acronym" w:semiHidden="1" w:unhideWhenUsed="1"/>
+    <w:lsdException w:name="HTML Address" w:semiHidden="1" w:unhideWhenUsed="1"/>
+    <w:lsdException w:name="HTML Cite" w:semiHidden="1" w:unhideWhenUsed="1"/>
+    <w:lsdException w:name="HTML Code" w:semiHidden="1" w:uiPriority="0" w:unhideWhenUsed="1"/>
+    <w:lsdException w:name="HTML Definition" w:semiHidden="1" w:unhideWhenUsed="1"/>
+    <w:lsdException w:name="HTML Keyboard" w:semiHidden="1" w:unhideWhenUsed="1"/>
+    <w:lsdException w:name="HTML Preformatted" w:semiHidden="1" w:unhideWhenUsed="1"/>
+    <w:lsdException w:name="HTML Sample" w:semiHidden="1" w:unhideWhenUsed="1"/>
+    <w:lsdException w:name="HTML Typewriter" w:semiHidden="1" w:unhideWhenUsed="1"/>
+    <w:lsdException w:name="HTML Variable" w:semiHidden="1" w:unhideWhenUsed="1"/>
+    <w:lsdException w:name="Normal Table" w:semiHidden="1" w:unhideWhenUsed="1"/>
+    <w:lsdException w:name="annotation subject" w:semiHidden="1" w:unhideWhenUsed="1"/>
+    <w:lsdException w:name="No List" w:semiHidden="1" w:unhideWhenUsed="1"/>
+    <w:lsdException w:name="Outline List 1" w:semiHidden="1" w:unhideWhenUsed="1"/>
+    <w:lsdException w:name="Outline List 2" w:semiHidden="1" w:unhideWhenUsed="1"/>
+    <w:lsdException w:name="Outline List 3" w:semiHidden="1" w:unhideWhenUsed="1"/>
+    <w:lsdException w:name="Table Simple 1" w:semiHidden="1" w:unhideWhenUsed="1"/>
+    <w:lsdException w:name="Table Simple 2" w:semiHidden="1" w:unhideWhenUsed="1"/>
+    <w:lsdException w:name="Table Simple 3" w:semiHidden="1" w:unhideWhenUsed="1"/>
+    <w:lsdException w:name="Table Classic 1" w:semiHidden="1" w:unhideWhenUsed="1"/>
+    <w:lsdException w:name="Table Classic 2" w:semiHidden="1" w:unhideWhenUsed="1"/>
+    <w:lsdException w:name="Table Classic 3" w:semiHidden="1" w:unhideWhenUsed="1"/>
+    <w:lsdException w:name="Table Classic 4" w:semiHidden="1" w:unhideWhenUsed="1"/>
+    <w:lsdException w:name="Table Colorful 1" w:semiHidden="1" w:unhideWhenUsed="1"/>
+    <w:lsdException w:name="Table Colorful 2" w:semiHidden="1" w:unhideWhenUsed="1"/>
+    <w:lsdException w:name="Table Colorful 3" w:semiHidden="1" w:unhideWhenUsed="1"/>
+    <w:lsdException w:name="Table Columns 1" w:semiHidden="1" w:unhideWhenUsed="1"/>
+    <w:lsdException w:name="Table Columns 2" w:semiHidden="1" w:unhideWhenUsed="1"/>
+    <w:lsdException w:name="Table Columns 3" w:semiHidden="1" w:unhideWhenUsed="1"/>
+    <w:lsdException w:name="Table Columns 4" w:semiHidden="1" w:unhideWhenUsed="1"/>
+    <w:lsdException w:name="Table Columns 5" w:semiHidden="1" w:unhideWhenUsed="1"/>
+    <w:lsdException w:name="Table Grid 1" w:semiHidden="1" w:unhideWhenUsed="1"/>
+    <w:lsdException w:name="Table Grid 2" w:semiHidden="1" w:unhideWhenUsed="1"/>
+    <w:lsdException w:name="Table Grid 3" w:semiHidden="1" w:unhideWhenUsed="1"/>
+    <w:lsdException w:name="Table Grid 4" w:semiHidden="1" w:unhideWhenUsed="1"/>
+    <w:lsdException w:name="Table Grid 5" w:semiHidden="1" w:unhideWhenUsed="1"/>
+    <w:lsdException w:name="Table Grid 6" w:semiHidden="1" w:unhideWhenUsed="1"/>
+    <w:lsdException w:name="Table Grid 7" w:semiHidden="1" w:unhideWhenUsed="1"/>
+    <w:lsdException w:name="Table Grid 8" w:semiHidden="1" w:unhideWhenUsed="1"/>
+    <w:lsdException w:name="Table List 1" w:semiHidden="1" w:unhideWhenUsed="1"/>
+    <w:lsdException w:name="Table List 2" w:semiHidden="1" w:unhideWhenUsed="1"/>
+    <w:lsdException w:name="Table List 3" w:semiHidden="1" w:unhideWhenUsed="1"/>
+    <w:lsdException w:name="Table List 4" w:semiHidden="1" w:unhideWhenUsed="1"/>
+    <w:lsdException w:name="Table List 5" w:semiHidden="1" w:unhideWhenUsed="1"/>
+    <w:lsdException w:name="Table List 6" w:semiHidden="1" w:unhideWhenUsed="1"/>
+    <w:lsdException w:name="Table List 7" w:semiHidden="1" w:unhideWhenUsed="1"/>
+    <w:lsdException w:name="Table List 8" w:semiHidden="1" w:unhideWhenUsed="1"/>
+    <w:lsdException w:name="Table 3D effects 1" w:semiHidden="1" w:unhideWhenUsed="1"/>
+    <w:lsdException w:name="Table 3D effects 2" w:semiHidden="1" w:unhideWhenUsed="1"/>
+    <w:lsdException w:name="Table 3D effects 3" w:semiHidden="1" w:unhideWhenUsed="1"/>
+    <w:lsdException w:name="Table Contemporary" w:semiHidden="1" w:unhideWhenUsed="1"/>
+    <w:lsdException w:name="Table Elegant" w:semiHidden="1" w:unhideWhenUsed="1"/>
+    <w:lsdException w:name="Table Professional" w:semiHidden="1" w:unhideWhenUsed="1"/>
+    <w:lsdException w:name="Table Subtle 1" w:semiHidden="1" w:unhideWhenUsed="1"/>
+    <w:lsdException w:name="Table Subtle 2" w:semiHidden="1" w:unhideWhenUsed="1"/>
+    <w:lsdException w:name="Table Web 1" w:semiHidden="1" w:unhideWhenUsed="1"/>
+    <w:lsdException w:name="Table Web 2" w:semiHidden="1" w:unhideWhenUsed="1"/>
+    <w:lsdException w:name="Table Web 3" w:semiHidden="1" w:unhideWhenUsed="1"/>
+    <w:lsdException w:name="Balloon Text" w:semiHidden="1" w:unhideWhenUsed="1"/>
+    <w:lsdException w:name="Table Grid" w:uiPriority="39"/>
+    <w:lsdException w:name="Table Theme" w:semiHidden="1" w:unhideWhenUsed="1"/>
+    <w:lsdException w:name="Placeholder Text" w:semiHidden="1"/>
+    <w:lsdException w:name="No Spacing" w:uiPriority="1" w:qFormat="1"/>
+    <w:lsdException w:name="Light Shading" w:uiPriority="60"/>
+    <w:lsdException w:name="Light List" w:uiPriority="61"/>
+    <w:lsdException w:name="Light Grid" w:uiPriority="62"/>
+    <w:lsdException w:name="Medium Shading 1" w:uiPriority="63"/>
+    <w:lsdException w:name="Medium Shading 2" w:uiPriority="64"/>
+    <w:lsdException w:name="Medium List 1" w:uiPriority="65"/>
+    <w:lsdException w:name="Medium List 2" w:uiPriority="66"/>
+    <w:lsdException w:name="Medium Grid 1" w:uiPriority="67"/>
+    <w:lsdException w:name="Medium Grid 2" w:uiPriority="68"/>
+    <w:lsdException w:name="Medium Grid 3" w:uiPriority="69"/>
+    <w:lsdException w:name="Dark List" w:uiPriority="70"/>
+    <w:lsdException w:name="Colorful Shading" w:uiPriority="71"/>
+    <w:lsdException w:name="Colorful List" w:uiPriority="72"/>
+    <w:lsdException w:name="Colorful Grid" w:uiPriority="73"/>
+    <w:lsdException w:name="Light Shading Accent 1" w:uiPriority="60"/>
+    <w:lsdException w:name="Light List Accent 1" w:uiPriority="61"/>
+    <w:lsdException w:name="Light Grid Accent 1" w:uiPriority="62"/>
+    <w:lsdException w:name="Medium Shading 1 Accent 1" w:uiPriority="63"/>
+    <w:lsdException w:name="Medium Shading 2 Accent 1" w:uiPriority="64"/>
+    <w:lsdException w:name="Medium List 1 Accent 1" w:uiPriority="65"/>
+    <w:lsdException w:name="Revision" w:semiHidden="1"/>
+    <w:lsdException w:name="List Paragraph" w:uiPriority="34" w:qFormat="1"/>
+    <w:lsdException w:name="Quote" w:uiPriority="29" w:qFormat="1"/>
+    <w:lsdException w:name="Intense Quote" w:uiPriority="30" w:qFormat="1"/>
+    <w:lsdException w:name="Medium List 2 Accent 1" w:uiPriority="66"/>
+    <w:lsdException w:name="Medium Grid 1 Accent 1" w:uiPriority="67"/>
+    <w:lsdException w:name="Medium Grid 2 Accent 1" w:uiPriority="68"/>
+    <w:lsdException w:name="Medium Grid 3 Accent 1" w:uiPriority="69"/>
+    <w:lsdException w:name="Dark List Accent 1" w:uiPriority="70"/>
+    <w:lsdException w:name="Colorful Shading Accent 1" w:uiPriority="71"/>
+    <w:lsdException w:name="Colorful List Accent 1" w:uiPriority="72"/>
+    <w:lsdException w:name="Colorful Grid Accent 1" w:uiPriority="73"/>
+    <w:lsdException w:name="Light Shading Accent 2" w:uiPriority="60"/>
+    <w:lsdException w:name="Light List Accent 2" w:uiPriority="61"/>
+    <w:lsdException w:name="Light Grid Accent 2" w:uiPriority="62"/>
+    <w:lsdException w:name="Medium Shading 1 Accent 2" w:uiPriority="63"/>
+    <w:lsdException w:name="Medium Shading 2 Accent 2" w:uiPriority="64"/>
+    <w:lsdException w:name="Medium List 1 Accent 2" w:uiPriority="65"/>
+    <w:lsdException w:name="Medium List 2 Accent 2" w:uiPriority="66"/>
+    <w:lsdException w:name="Medium Grid 1 Accent 2" w:uiPriority="67"/>
+    <w:lsdException w:name="Medium Grid 2 Accent 2" w:uiPriority="68"/>
+    <w:lsdException w:name="Medium Grid 3 Accent 2" w:uiPriority="69"/>
+    <w:lsdException w:name="Dark List Accent 2" w:uiPriority="70"/>
+    <w:lsdException w:name="Colorful Shading Accent 2" w:uiPriority="71"/>
+    <w:lsdException w:name="Colorful List Accent 2" w:uiPriority="72"/>
+    <w:lsdException w:name="Colorful Grid Accent 2" w:uiPriority="73"/>
+    <w:lsdException w:name="Light Shading Accent 3" w:uiPriority="60"/>
+    <w:lsdException w:name="Light List Accent 3" w:uiPriority="61"/>
+    <w:lsdException w:name="Light Grid Accent 3" w:uiPriority="62"/>
+    <w:lsdException w:name="Medium Shading 1 Accent 3" w:uiPriority="63"/>
+    <w:lsdException w:name="Medium Shading 2 Accent 3" w:uiPriority="64"/>
+    <w:lsdException w:name="Medium List 1 Accent 3" w:uiPriority="65"/>
+    <w:lsdException w:name="Medium List 2 Accent 3" w:uiPriority="66"/>
+    <w:lsdException w:name="Medium Grid 1 Accent 3" w:uiPriority="67"/>
+    <w:lsdException w:name="Medium Grid 2 Accent 3" w:uiPriority="68"/>
+    <w:lsdException w:name="Medium Grid 3 Accent 3" w:uiPriority="69"/>
+    <w:lsdException w:name="Dark List Accent 3" w:uiPriority="70"/>
+    <w:lsdException w:name="Colorful Shading Accent 3" w:uiPriority="71"/>
+    <w:lsdException w:name="Colorful List Accent 3" w:uiPriority="72"/>
+    <w:lsdException w:name="Colorful Grid Accent 3" w:uiPriority="73"/>
+    <w:lsdException w:name="Light Shading Accent 4" w:uiPriority="60"/>
+    <w:lsdException w:name="Light List Accent 4" w:uiPriority="61"/>
+    <w:lsdException w:name="Light Grid Accent 4" w:uiPriority="62"/>
+    <w:lsdException w:name="Medium Shading 1 Accent 4" w:uiPriority="63"/>
+    <w:lsdException w:name="Medium Shading 2 Accent 4" w:uiPriority="64"/>
+    <w:lsdException w:name="Medium List 1 Accent 4" w:uiPriority="65"/>
+    <w:lsdException w:name="Medium List 2 Accent 4" w:uiPriority="66"/>
+    <w:lsdException w:name="Medium Grid 1 Accent 4" w:uiPriority="67"/>
+    <w:lsdException w:name="Medium Grid 2 Accent 4" w:uiPriority="68"/>
+    <w:lsdException w:name="Medium Grid 3 Accent 4" w:uiPriority="69"/>
+    <w:lsdException w:name="Dark List Accent 4" w:uiPriority="70"/>
+    <w:lsdException w:name="Colorful Shading Accent 4" w:uiPriority="71"/>
+    <w:lsdException w:name="Colorful List Accent 4" w:uiPriority="72"/>
+    <w:lsdException w:name="Colorful Grid Accent 4" w:uiPriority="73"/>
+    <w:lsdException w:name="Light Shading Accent 5" w:uiPriority="60"/>
+    <w:lsdException w:name="Light List Accent 5" w:uiPriority="61"/>
+    <w:lsdException w:name="Light Grid Accent 5" w:uiPriority="62"/>
+    <w:lsdException w:name="Medium Shading 1 Accent 5" w:uiPriority="63"/>
+    <w:lsdException w:name="Medium Shading 2 Accent 5" w:uiPriority="64"/>
+    <w:lsdException w:name="Medium List 1 Accent 5" w:uiPriority="65"/>
+    <w:lsdException w:name="Medium List 2 Accent 5" w:uiPriority="66"/>
+    <w:lsdException w:name="Medium Grid 1 Accent 5" w:uiPriority="67"/>
+    <w:lsdException w:name="Medium Grid 2 Accent 5" w:uiPriority="68"/>
+    <w:lsdException w:name="Medium Grid 3 Accent 5" w:uiPriority="69"/>
+    <w:lsdException w:name="Dark List Accent 5" w:uiPriority="70"/>
+    <w:lsdException w:name="Colorful Shading Accent 5" w:uiPriority="71"/>
+    <w:lsdException w:name="Colorful List Accent 5" w:uiPriority="72"/>
+    <w:lsdException w:name="Colorful Grid Accent 5" w:uiPriority="73"/>
+    <w:lsdException w:name="Light Shading Accent 6" w:uiPriority="60"/>
+    <w:lsdException w:name="Light List Accent 6" w:uiPriority="61"/>
+    <w:lsdException w:name="Light Grid Accent 6" w:uiPriority="62"/>
+    <w:lsdException w:name="Medium Shading 1 Accent 6" w:uiPriority="63"/>
+    <w:lsdException w:name="Medium Shading 2 Accent 6" w:uiPriority="64"/>
+    <w:lsdException w:name="Medium List 1 Accent 6" w:uiPriority="65"/>
+    <w:lsdException w:name="Medium List 2 Accent 6" w:uiPriority="66"/>
+    <w:lsdException w:name="Medium Grid 1 Accent 6" w:uiPriority="67"/>
+    <w:lsdException w:name="Medium Grid 2 Accent 6" w:uiPriority="68"/>
+    <w:lsdException w:name="Medium Grid 3 Accent 6" w:uiPriority="69"/>
+    <w:lsdException w:name="Dark List Accent 6" w:uiPriority="70"/>
+    <w:lsdException w:name="Colorful Shading Accent 6" w:uiPriority="71"/>
+    <w:lsdException w:name="Colorful List Accent 6" w:uiPriority="72"/>
+    <w:lsdException w:name="Colorful Grid Accent 6" w:uiPriority="73"/>
+    <w:lsdException w:name="Subtle Emphasis" w:uiPriority="19" w:qFormat="1"/>
+    <w:lsdException w:name="Intense Emphasis" w:uiPriority="21" w:qFormat="1"/>
+    <w:lsdException w:name="Subtle Reference" w:uiPriority="31" w:qFormat="1"/>
+    <w:lsdException w:name="Intense Reference" w:uiPriority="32" w:qFormat="1"/>
+    <w:lsdException w:name="Book Title" w:uiPriority="33" w:qFormat="1"/>
+    <w:lsdException w:name="Bibliography" w:semiHidden="1" w:uiPriority="37" w:unhideWhenUsed="1"/>
+    <w:lsdException w:name="TOC Heading" w:semiHidden="1" w:uiPriority="39" w:unhideWhenUsed="1" w:qFormat="1"/>
+    <w:lsdException w:name="Plain Table 1" w:uiPriority="41"/>
+    <w:lsdException w:name="Plain Table 2" w:uiPriority="42"/>
+    <w:lsdException w:name="Plain Table 3" w:uiPriority="43"/>
+    <w:lsdException w:name="Plain Table 4" w:uiPriority="44"/>
+    <w:lsdException w:name="Plain Table 5" w:uiPriority="45"/>
+    <w:lsdException w:name="Grid Table Light" w:uiPriority="40"/>
+    <w:lsdException w:name="Grid Table 1 Light" w:uiPriority="46"/>
+    <w:lsdException w:name="Grid Table 2" w:uiPriority="47"/>
+    <w:lsdException w:name="Grid Table 3" w:uiPriority="48"/>
+    <w:lsdException w:name="Grid Table 4" w:uiPriority="49"/>
+    <w:lsdException w:name="Grid Table 5 Dark" w:uiPriority="50"/>
+    <w:lsdException w:name="Grid Table 6 Colorful" w:uiPriority="51"/>
+    <w:lsdException w:name="Grid Table 7 Colorful" w:uiPriority="52"/>
+    <w:lsdException w:name="Grid Table 1 Light Accent 1" w:uiPriority="46"/>
+    <w:lsdException w:name="Grid Table 2 Accent 1" w:uiPriority="47"/>
+    <w:lsdException w:name="Grid Table 3 Accent 1" w:uiPriority="48"/>
+    <w:lsdException w:name="Grid Table 4 Accent 1" w:uiPriority="49"/>
+    <w:lsdException w:name="Grid Table 5 Dark Accent 1" w:uiPriority="50"/>
+    <w:lsdException w:name="Grid Table 6 Colorful Accent 1" w:uiPriority="51"/>
+    <w:lsdException w:name="Grid Table 7 Colorful Accent 1" w:uiPriority="52"/>
+    <w:lsdException w:name="Grid Table 1 Light Accent 2" w:uiPriority="46"/>
+    <w:lsdException w:name="Grid Table 2 Accent 2" w:uiPriority="47"/>
+    <w:lsdException w:name="Grid Table 3 Accent 2" w:uiPriority="48"/>
+    <w:lsdException w:name="Grid Table 4 Accent 2" w:uiPriority="49"/>
+    <w:lsdException w:name="Grid Table 5 Dark Accent 2" w:uiPriority="50"/>
+    <w:lsdException w:name="Grid Table 6 Colorful Accent 2" w:uiPriority="51"/>
+    <w:lsdException w:name="Grid Table 7 Colorful Accent 2" w:uiPriority="52"/>
+    <w:lsdException w:name="Grid Table 1 Light Accent 3" w:uiPriority="46"/>
+    <w:lsdException w:name="Grid Table 2 Accent 3" w:uiPriority="47"/>
+    <w:lsdException w:name="Grid Table 3 Accent 3" w:uiPriority="48"/>
+    <w:lsdException w:name="Grid Table 4 Accent 3" w:uiPriority="49"/>
+    <w:lsdException w:name="Grid Table 5 Dark Accent 3" w:uiPriority="50"/>
+    <w:lsdException w:name="Grid Table 6 Colorful Accent 3" w:uiPriority="51"/>
+    <w:lsdException w:name="Grid Table 7 Colorful Accent 3" w:uiPriority="52"/>
+    <w:lsdException w:name="Grid Table 1 Light Accent 4" w:uiPriority="46"/>
+    <w:lsdException w:name="Grid Table 2 Accent 4" w:uiPriority="47"/>
+    <w:lsdException w:name="Grid Table 3 Accent 4" w:uiPriority="48"/>
+    <w:lsdException w:name="Grid Table 4 Accent 4" w:uiPriority="49"/>
+    <w:lsdException w:name="Grid Table 5 Dark Accent 4" w:uiPriority="50"/>
+    <w:lsdException w:name="Grid Table 6 Colorful Accent 4" w:uiPriority="51"/>
+    <w:lsdException w:name="Grid Table 7 Colorful Accent 4" w:uiPriority="52"/>
+    <w:lsdException w:name="Grid Table 1 Light Accent 5" w:uiPriority="46"/>
+    <w:lsdException w:name="Grid Table 2 Accent 5" w:uiPriority="47"/>
+    <w:lsdException w:name="Grid Table 3 Accent 5" w:uiPriority="48"/>
+    <w:lsdException w:name="Grid Table 4 Accent 5" w:uiPriority="49"/>
+    <w:lsdException w:name="Grid Table 5 Dark Accent 5" w:uiPriority="50"/>
+    <w:lsdException w:name="Grid Table 6 Colorful Accent 5" w:uiPriority="51"/>
+    <w:lsdException w:name="Grid Table 7 Colorful Accent 5" w:uiPriority="52"/>
+    <w:lsdException w:name="Grid Table 1 Light Accent 6" w:uiPriority="46"/>
+    <w:lsdException w:name="Grid Table 2 Accent 6" w:uiPriority="47"/>
+    <w:lsdException w:name="Grid Table 3 Accent 6" w:uiPriority="48"/>
+    <w:lsdException w:name="Grid Table 4 Accent 6" w:uiPriority="49"/>
+    <w:lsdException w:name="Grid Table 5 Dark Accent 6" w:uiPriority="50"/>
+    <w:lsdException w:name="Grid Table 6 Colorful Accent 6" w:uiPriority="51"/>
+    <w:lsdException w:name="Grid Table 7 Colorful Accent 6" w:uiPriority="52"/>
+    <w:lsdException w:name="List Table 1 Light" w:uiPriority="46"/>
+    <w:lsdException w:name="List Table 2" w:uiPriority="47"/>
+    <w:lsdException w:name="List Table 3" w:uiPriority="48"/>
+    <w:lsdException w:name="List Table 4" w:uiPriority="49"/>
+    <w:lsdException w:name="List Table 5 Dark" w:uiPriority="50"/>
+    <w:lsdException w:name="List Table 6 Colorful" w:uiPriority="51"/>
+    <w:lsdException w:name="List Table 7 Colorful" w:uiPriority="52"/>
+    <w:lsdException w:name="List Table 1 Light Accent 1" w:uiPriority="46"/>
+    <w:lsdException w:name="List Table 2 Accent 1" w:uiPriority="47"/>
+    <w:lsdException w:name="List Table 3 Accent 1" w:uiPriority="48"/>
+    <w:lsdException w:name="List Table 4 Accent 1" w:uiPriority="49"/>
+    <w:lsdException w:name="List Table 5 Dark Accent 1" w:uiPriority="50"/>
+    <w:lsdException w:name="List Table 6 Colorful Accent 1" w:uiPriority="51"/>
+    <w:lsdException w:name="List Table 7 Colorful Accent 1" w:uiPriority="52"/>
+    <w:lsdException w:name="List Table 1 Light Accent 2" w:uiPriority="46"/>
+    <w:lsdException w:name="List Table 2 Accent 2" w:uiPriority="47"/>
+    <w:lsdException w:name="List Table 3 Accent 2" w:uiPriority="48"/>
+    <w:lsdException w:name="List Table 4 Accent 2" w:uiPriority="49"/>
+    <w:lsdException w:name="List Table 5 Dark Accent 2" w:uiPriority="50"/>
+    <w:lsdException w:name="List Table 6 Colorful Accent 2" w:uiPriority="51"/>
+    <w:lsdException w:name="List Table 7 Colorful Accent 2" w:uiPriority="52"/>
+    <w:lsdException w:name="List Table 1 Light Accent 3" w:uiPriority="46"/>
+    <w:lsdException w:name="List Table 2 Accent 3" w:uiPriority="47"/>
+    <w:lsdException w:name="List Table 3 Accent 3" w:uiPriority="48"/>
+    <w:lsdException w:name="List Table 4 Accent 3" w:uiPriority="49"/>
+    <w:lsdException w:name="List Table 5 Dark Accent 3" w:uiPriority="50"/>
+    <w:lsdException w:name="List Table 6 Colorful Accent 3" w:uiPriority="51"/>
+    <w:lsdException w:name="List Table 7 Colorful Accent 3" w:uiPriority="52"/>
+    <w:lsdException w:name="List Table 1 Light Accent 4" w:uiPriority="46"/>
+    <w:lsdException w:name="List Table 2 Accent 4" w:uiPriority="47"/>
+    <w:lsdException w:name="List Table 3 Accent 4" w:uiPriority="48"/>
+    <w:lsdException w:name="List Table 4 Accent 4" w:uiPriority="49"/>
+    <w:lsdException w:name="List Table 5 Dark Accent 4" w:uiPriority="50"/>
+    <w:lsdException w:name="List Table 6 Colorful Accent 4" w:uiPriority="51"/>
+    <w:lsdException w:name="List Table 7 Colorful Accent 4" w:uiPriority="52"/>
+    <w:lsdException w:name="List Table 1 Light Accent 5" w:uiPriority="46"/>
+    <w:lsdException w:name="List Table 2 Accent 5" w:uiPriority="47"/>
+    <w:lsdException w:name="List Table 3 Accent 5" w:uiPriority="48"/>
+    <w:lsdException w:name="List Table 4 Accent 5" w:uiPriority="49"/>
+    <w:lsdException w:name="List Table 5 Dark Accent 5" w:uiPriority="50"/>
+    <w:lsdException w:name="List Table 6 Colorful Accent 5" w:uiPriority="51"/>
+    <w:lsdException w:name="List Table 7 Colorful Accent 5" w:uiPriority="52"/>
+    <w:lsdException w:name="List Table 1 Light Accent 6" w:uiPriority="46"/>
+    <w:lsdException w:name="List Table 2 Accent 6" w:uiPriority="47"/>
+    <w:lsdException w:name="List Table 3 Accent 6" w:uiPriority="48"/>
+    <w:lsdException w:name="List Table 4 Accent 6" w:uiPriority="49"/>
+    <w:lsdException w:name="List Table 5 Dark Accent 6" w:uiPriority="50"/>
+    <w:lsdException w:name="List Table 6 Colorful Accent 6" w:uiPriority="51"/>
+    <w:lsdException w:name="List Table 7 Colorful Accent 6" w:uiPriority="52"/>
+    <w:lsdException w:name="Mention" w:semiHidden="1" w:unhideWhenUsed="1"/>
+    <w:lsdException w:name="Smart Hyperlink" w:semiHidden="1" w:unhideWhenUsed="1"/>
+    <w:lsdException w:name="Hashtag" w:semiHidden="1" w:unhideWhenUsed="1"/>
+    <w:lsdException w:name="Unresolved Mention" w:semiHidden="1" w:unhideWhenUsed="1"/>
+    <w:lsdException w:name="Smart Link" w:semiHidden="1" w:unhideWhenUsed="1"/>
   </w:latentStyles>
   <w:style w:type="paragraph" w:default="1" w:styleId="a">
     <w:name w:val="Normal"/>
@@ -12868,7 +12755,7 @@
   <a:extraClrSchemeLst/>
   <a:extLst>
     <a:ext uri="{05A4C25C-085E-4340-85A3-A5531E510DB2}">
-      <thm15:themeFamily xmlns="" xmlns:thm15="http://schemas.microsoft.com/office/thememl/2012/main" name="Office Theme" id="{62F939B6-93AF-4DB8-9C6B-D6C7DFDC589F}" vid="{4A3C46E8-61CC-4603-A589-7422A47A8E4A}"/>
+      <thm15:themeFamily xmlns:thm15="http://schemas.microsoft.com/office/thememl/2012/main" name="Office Theme" id="{62F939B6-93AF-4DB8-9C6B-D6C7DFDC589F}" vid="{4A3C46E8-61CC-4603-A589-7422A47A8E4A}"/>
     </a:ext>
   </a:extLst>
 </a:theme>
